--- a/Pembagian Tugas/timeline.docx
+++ b/Pembagian Tugas/timeline.docx
@@ -2,7 +2,7 @@
 <file path=word/document.xml><?xml version="1.0" encoding="utf-8"?>
 <w:document xmlns:w="http://schemas.openxmlformats.org/wordprocessingml/2006/main" xmlns:m="http://schemas.openxmlformats.org/officeDocument/2006/math" xmlns:r="http://schemas.openxmlformats.org/officeDocument/2006/relationships" xmlns:o="urn:schemas-microsoft-com:office:office" xmlns:v="urn:schemas-microsoft-com:vml" xmlns:w10="urn:schemas-microsoft-com:office:word" xmlns:a="http://schemas.openxmlformats.org/drawingml/2006/main" xmlns:pic="http://schemas.openxmlformats.org/drawingml/2006/picture" xmlns:wp="http://schemas.openxmlformats.org/drawingml/2006/wordprocessingDrawing">
   <w:body>
-    <w:bookmarkStart w:id="27" w:name="sera-z--timeline-proyek-10-minggu"/>
+    <w:bookmarkStart w:id="28" w:name="sera-z--timeline-proyek-10-minggu"/>
     <w:p>
       <w:pPr>
         <w:pStyle w:val="Heading1"/>
@@ -2528,8 +2528,650 @@
         <w:t xml:space="preserve">laporan.</w:t>
       </w:r>
     </w:p>
+    <w:p>
+      <w:r>
+        <w:pict>
+          <v:rect style="width:0;height:1.5pt" o:hralign="center" o:hrstd="t" o:hr="t"/>
+        </w:pict>
+      </w:r>
+    </w:p>
     <w:bookmarkEnd w:id="26"/>
+    <w:bookmarkStart w:id="27" w:name="X87e37b8e062a38ec0e2c792950227b8707f5993"/>
+    <w:p>
+      <w:pPr>
+        <w:pStyle w:val="Heading2"/>
+      </w:pPr>
+      <w:r>
+        <w:t xml:space="preserve">8. Prioritas eksekusi: mobile dulu, ML menyusul</w:t>
+      </w:r>
+    </w:p>
+    <w:p>
+      <w:pPr>
+        <w:pStyle w:val="FirstParagraph"/>
+      </w:pPr>
+      <w:r>
+        <w:t xml:space="preserve">Jalur kritis di atas bersifat teknis: tanpa E4/E6, integrasi tidak bisa jalan.</w:t>
+      </w:r>
+      <w:r>
+        <w:t xml:space="preserve"> </w:t>
+      </w:r>
+      <w:r>
+        <w:t xml:space="preserve">Namun urutan</w:t>
+      </w:r>
+      <w:r>
+        <w:t xml:space="preserve"> </w:t>
+      </w:r>
+      <w:r>
+        <w:rPr>
+          <w:bCs/>
+          <w:b/>
+        </w:rPr>
+        <w:t xml:space="preserve">pengerjaan harian</w:t>
+      </w:r>
+      <w:r>
+        <w:t xml:space="preserve"> </w:t>
+      </w:r>
+      <w:r>
+        <w:t xml:space="preserve">disusun agar aplikasi bisa dipakai lebih dulu.</w:t>
+      </w:r>
+      <w:r>
+        <w:t xml:space="preserve"> </w:t>
+      </w:r>
+      <w:r>
+        <w:t xml:space="preserve">ML tetap berjalan sebagai tugas latar, bukan ditinggalkan.</w:t>
+      </w:r>
+    </w:p>
+    <w:tbl>
+      <w:tblPr>
+        <w:tblStyle w:val="Table"/>
+        <w:tblW w:type="pct" w:w="0.0"/>
+        <w:tblLook w:firstRow="1" w:lastRow="0" w:firstColumn="0" w:lastColumn="0" w:noHBand="0" w:noVBand="0" w:val="0020"/>
+      </w:tblPr>
+      <w:tblGrid/>
+      <w:tr>
+        <w:tc>
+          <w:p>
+            <w:pPr>
+              <w:pStyle w:val="Compact"/>
+              <w:jc w:val="left"/>
+            </w:pPr>
+            <w:r>
+              <w:t xml:space="preserve">Prioritas</w:t>
+            </w:r>
+          </w:p>
+        </w:tc>
+        <w:tc>
+          <w:p>
+            <w:pPr>
+              <w:pStyle w:val="Compact"/>
+              <w:jc w:val="left"/>
+            </w:pPr>
+            <w:r>
+              <w:t xml:space="preserve">Tugas</w:t>
+            </w:r>
+          </w:p>
+        </w:tc>
+        <w:tc>
+          <w:p>
+            <w:pPr>
+              <w:pStyle w:val="Compact"/>
+              <w:jc w:val="left"/>
+            </w:pPr>
+            <w:r>
+              <w:t xml:space="preserve">Alasan</w:t>
+            </w:r>
+          </w:p>
+        </w:tc>
+        <w:tc>
+          <w:p>
+            <w:pPr>
+              <w:pStyle w:val="Compact"/>
+              <w:jc w:val="left"/>
+            </w:pPr>
+            <w:r>
+              <w:t xml:space="preserve">Perkiraan</w:t>
+            </w:r>
+          </w:p>
+        </w:tc>
+      </w:tr>
+      <w:tr>
+        <w:tc>
+          <w:p>
+            <w:pPr>
+              <w:pStyle w:val="Compact"/>
+              <w:jc w:val="left"/>
+            </w:pPr>
+            <w:r>
+              <w:t xml:space="preserve">P0</w:t>
+            </w:r>
+          </w:p>
+        </w:tc>
+        <w:tc>
+          <w:p>
+            <w:pPr>
+              <w:pStyle w:val="Compact"/>
+              <w:jc w:val="left"/>
+            </w:pPr>
+            <w:r>
+              <w:t xml:space="preserve">E2.1, E2.2</w:t>
+            </w:r>
+          </w:p>
+        </w:tc>
+        <w:tc>
+          <w:p>
+            <w:pPr>
+              <w:pStyle w:val="Compact"/>
+              <w:jc w:val="left"/>
+            </w:pPr>
+            <w:r>
+              <w:t xml:space="preserve">Membuka empat tugas fitur sekaligus</w:t>
+            </w:r>
+          </w:p>
+        </w:tc>
+        <w:tc>
+          <w:p>
+            <w:pPr>
+              <w:pStyle w:val="Compact"/>
+              <w:jc w:val="left"/>
+            </w:pPr>
+            <w:r>
+              <w:t xml:space="preserve">Minggu 5</w:t>
+            </w:r>
+          </w:p>
+        </w:tc>
+      </w:tr>
+      <w:tr>
+        <w:tc>
+          <w:p>
+            <w:pPr>
+              <w:pStyle w:val="Compact"/>
+              <w:jc w:val="left"/>
+            </w:pPr>
+            <w:r>
+              <w:t xml:space="preserve">P0</w:t>
+            </w:r>
+          </w:p>
+        </w:tc>
+        <w:tc>
+          <w:p>
+            <w:pPr>
+              <w:pStyle w:val="Compact"/>
+              <w:jc w:val="left"/>
+            </w:pPr>
+            <w:r>
+              <w:t xml:space="preserve">E3.1</w:t>
+            </w:r>
+          </w:p>
+        </w:tc>
+        <w:tc>
+          <w:p>
+            <w:pPr>
+              <w:pStyle w:val="Compact"/>
+              <w:jc w:val="left"/>
+            </w:pPr>
+            <w:r>
+              <w:t xml:space="preserve">Membuka autentikasi lanjutan dan halaman Profil</w:t>
+            </w:r>
+          </w:p>
+        </w:tc>
+        <w:tc>
+          <w:p>
+            <w:pPr>
+              <w:pStyle w:val="Compact"/>
+              <w:jc w:val="left"/>
+            </w:pPr>
+            <w:r>
+              <w:t xml:space="preserve">Minggu 5</w:t>
+            </w:r>
+          </w:p>
+        </w:tc>
+      </w:tr>
+      <w:tr>
+        <w:tc>
+          <w:p>
+            <w:pPr>
+              <w:pStyle w:val="Compact"/>
+              <w:jc w:val="left"/>
+            </w:pPr>
+            <w:r>
+              <w:t xml:space="preserve">P0</w:t>
+            </w:r>
+          </w:p>
+        </w:tc>
+        <w:tc>
+          <w:p>
+            <w:pPr>
+              <w:pStyle w:val="Compact"/>
+              <w:jc w:val="left"/>
+            </w:pPr>
+            <w:r>
+              <w:t xml:space="preserve">E5.1</w:t>
+            </w:r>
+          </w:p>
+        </w:tc>
+        <w:tc>
+          <w:p>
+            <w:pPr>
+              <w:pStyle w:val="Compact"/>
+              <w:jc w:val="left"/>
+            </w:pPr>
+            <w:r>
+              <w:t xml:space="preserve">Tanpa prasyarat, tidak butuh dataset</w:t>
+            </w:r>
+          </w:p>
+        </w:tc>
+        <w:tc>
+          <w:p>
+            <w:pPr>
+              <w:pStyle w:val="Compact"/>
+              <w:jc w:val="left"/>
+            </w:pPr>
+            <w:r>
+              <w:t xml:space="preserve">Minggu 5</w:t>
+            </w:r>
+          </w:p>
+        </w:tc>
+      </w:tr>
+      <w:tr>
+        <w:tc>
+          <w:p>
+            <w:pPr>
+              <w:pStyle w:val="Compact"/>
+              <w:jc w:val="left"/>
+            </w:pPr>
+            <w:r>
+              <w:t xml:space="preserve">P0</w:t>
+            </w:r>
+          </w:p>
+        </w:tc>
+        <w:tc>
+          <w:p>
+            <w:pPr>
+              <w:pStyle w:val="Compact"/>
+              <w:jc w:val="left"/>
+            </w:pPr>
+            <w:r>
+              <w:t xml:space="preserve">E9.1</w:t>
+            </w:r>
+          </w:p>
+        </w:tc>
+        <w:tc>
+          <w:p>
+            <w:pPr>
+              <w:pStyle w:val="Compact"/>
+              <w:jc w:val="left"/>
+            </w:pPr>
+            <w:r>
+              <w:t xml:space="preserve">Harus ada sebelum pengujian; tidak butuh kode</w:t>
+            </w:r>
+          </w:p>
+        </w:tc>
+        <w:tc>
+          <w:p>
+            <w:pPr>
+              <w:pStyle w:val="Compact"/>
+              <w:jc w:val="left"/>
+            </w:pPr>
+            <w:r>
+              <w:t xml:space="preserve">Minggu 5</w:t>
+            </w:r>
+          </w:p>
+        </w:tc>
+      </w:tr>
+      <w:tr>
+        <w:tc>
+          <w:p>
+            <w:pPr>
+              <w:pStyle w:val="Compact"/>
+              <w:jc w:val="left"/>
+            </w:pPr>
+            <w:r>
+              <w:t xml:space="preserve">P0</w:t>
+            </w:r>
+          </w:p>
+        </w:tc>
+        <w:tc>
+          <w:p>
+            <w:pPr>
+              <w:pStyle w:val="Compact"/>
+              <w:jc w:val="left"/>
+            </w:pPr>
+            <w:r>
+              <w:t xml:space="preserve">Review PR #3</w:t>
+            </w:r>
+          </w:p>
+        </w:tc>
+        <w:tc>
+          <w:p>
+            <w:pPr>
+              <w:pStyle w:val="Compact"/>
+              <w:jc w:val="left"/>
+            </w:pPr>
+            <w:r>
+              <w:t xml:space="preserve">Kode ML berhenti selama PR belum digabung</w:t>
+            </w:r>
+          </w:p>
+        </w:tc>
+        <w:tc>
+          <w:p>
+            <w:pPr>
+              <w:pStyle w:val="Compact"/>
+              <w:jc w:val="left"/>
+            </w:pPr>
+            <w:r>
+              <w:t xml:space="preserve">28 Okt</w:t>
+            </w:r>
+          </w:p>
+        </w:tc>
+      </w:tr>
+      <w:tr>
+        <w:tc>
+          <w:p>
+            <w:pPr>
+              <w:pStyle w:val="Compact"/>
+              <w:jc w:val="left"/>
+            </w:pPr>
+            <w:r>
+              <w:t xml:space="preserve">P1</w:t>
+            </w:r>
+          </w:p>
+        </w:tc>
+        <w:tc>
+          <w:p>
+            <w:pPr>
+              <w:pStyle w:val="Compact"/>
+              <w:jc w:val="left"/>
+            </w:pPr>
+            <w:r>
+              <w:t xml:space="preserve">E4.1, E4.2</w:t>
+            </w:r>
+          </w:p>
+        </w:tc>
+        <w:tc>
+          <w:p>
+            <w:pPr>
+              <w:pStyle w:val="Compact"/>
+              <w:jc w:val="left"/>
+            </w:pPr>
+            <w:r>
+              <w:t xml:space="preserve">Lead time unduh; menghambat seluruh jalur ML</w:t>
+            </w:r>
+          </w:p>
+        </w:tc>
+        <w:tc>
+          <w:p>
+            <w:pPr>
+              <w:pStyle w:val="Compact"/>
+              <w:jc w:val="left"/>
+            </w:pPr>
+            <w:r>
+              <w:t xml:space="preserve">Minggu 5–6</w:t>
+            </w:r>
+          </w:p>
+        </w:tc>
+      </w:tr>
+      <w:tr>
+        <w:tc>
+          <w:p>
+            <w:pPr>
+              <w:pStyle w:val="Compact"/>
+              <w:jc w:val="left"/>
+            </w:pPr>
+            <w:r>
+              <w:t xml:space="preserve">P1</w:t>
+            </w:r>
+          </w:p>
+        </w:tc>
+        <w:tc>
+          <w:p>
+            <w:pPr>
+              <w:pStyle w:val="Compact"/>
+              <w:jc w:val="left"/>
+            </w:pPr>
+            <w:r>
+              <w:t xml:space="preserve">E2.3, E3.2, E3.3, E5.2, E8.6</w:t>
+            </w:r>
+          </w:p>
+        </w:tc>
+        <w:tc>
+          <w:p>
+            <w:pPr>
+              <w:pStyle w:val="Compact"/>
+              <w:jc w:val="left"/>
+            </w:pPr>
+            <w:r>
+              <w:t xml:space="preserve">Lanjutan langsung dari P0</w:t>
+            </w:r>
+          </w:p>
+        </w:tc>
+        <w:tc>
+          <w:p>
+            <w:pPr>
+              <w:pStyle w:val="Compact"/>
+              <w:jc w:val="left"/>
+            </w:pPr>
+            <w:r>
+              <w:t xml:space="preserve">Minggu 5–6</w:t>
+            </w:r>
+          </w:p>
+        </w:tc>
+      </w:tr>
+      <w:tr>
+        <w:tc>
+          <w:p>
+            <w:pPr>
+              <w:pStyle w:val="Compact"/>
+              <w:jc w:val="left"/>
+            </w:pPr>
+            <w:r>
+              <w:t xml:space="preserve">P2</w:t>
+            </w:r>
+          </w:p>
+        </w:tc>
+        <w:tc>
+          <w:p>
+            <w:pPr>
+              <w:pStyle w:val="Compact"/>
+              <w:jc w:val="left"/>
+            </w:pPr>
+            <w:r>
+              <w:t xml:space="preserve">E4.3, E4.4, E5.3, E5.4, E2.4, E2.5</w:t>
+            </w:r>
+          </w:p>
+        </w:tc>
+        <w:tc>
+          <w:p>
+            <w:pPr>
+              <w:pStyle w:val="Compact"/>
+              <w:jc w:val="left"/>
+            </w:pPr>
+            <w:r>
+              <w:t xml:space="preserve">Fondasi model dan penyimpanan lanjutan</w:t>
+            </w:r>
+          </w:p>
+        </w:tc>
+        <w:tc>
+          <w:p>
+            <w:pPr>
+              <w:pStyle w:val="Compact"/>
+              <w:jc w:val="left"/>
+            </w:pPr>
+            <w:r>
+              <w:t xml:space="preserve">Minggu 6</w:t>
+            </w:r>
+          </w:p>
+        </w:tc>
+      </w:tr>
+      <w:tr>
+        <w:tc>
+          <w:p>
+            <w:pPr>
+              <w:pStyle w:val="Compact"/>
+              <w:jc w:val="left"/>
+            </w:pPr>
+            <w:r>
+              <w:t xml:space="preserve">P2</w:t>
+            </w:r>
+          </w:p>
+        </w:tc>
+        <w:tc>
+          <w:p>
+            <w:pPr>
+              <w:pStyle w:val="Compact"/>
+              <w:jc w:val="left"/>
+            </w:pPr>
+            <w:r>
+              <w:t xml:space="preserve">E6.1–E6.3, E4.5, E4.6</w:t>
+            </w:r>
+          </w:p>
+        </w:tc>
+        <w:tc>
+          <w:p>
+            <w:pPr>
+              <w:pStyle w:val="Compact"/>
+              <w:jc w:val="left"/>
+            </w:pPr>
+            <w:r>
+              <w:t xml:space="preserve">Model 3 dan artefak TFLite</w:t>
+            </w:r>
+          </w:p>
+        </w:tc>
+        <w:tc>
+          <w:p>
+            <w:pPr>
+              <w:pStyle w:val="Compact"/>
+              <w:jc w:val="left"/>
+            </w:pPr>
+            <w:r>
+              <w:t xml:space="preserve">Minggu 7</w:t>
+            </w:r>
+          </w:p>
+        </w:tc>
+      </w:tr>
+      <w:tr>
+        <w:tc>
+          <w:p>
+            <w:pPr>
+              <w:pStyle w:val="Compact"/>
+              <w:jc w:val="left"/>
+            </w:pPr>
+            <w:r>
+              <w:t xml:space="preserve">P3</w:t>
+            </w:r>
+          </w:p>
+        </w:tc>
+        <w:tc>
+          <w:p>
+            <w:pPr>
+              <w:pStyle w:val="Compact"/>
+              <w:jc w:val="left"/>
+            </w:pPr>
+            <w:r>
+              <w:t xml:space="preserve">E7.1–E7.6</w:t>
+            </w:r>
+          </w:p>
+        </w:tc>
+        <w:tc>
+          <w:p>
+            <w:pPr>
+              <w:pStyle w:val="Compact"/>
+              <w:jc w:val="left"/>
+            </w:pPr>
+            <w:r>
+              <w:t xml:space="preserve">Integrasi, menunggu</w:t>
+            </w:r>
+            <w:r>
+              <w:t xml:space="preserve"> </w:t>
+            </w:r>
+            <w:r>
+              <w:rPr>
+                <w:rStyle w:val="VerbatimChar"/>
+              </w:rPr>
+              <w:t xml:space="preserve">.tflite</w:t>
+            </w:r>
+          </w:p>
+        </w:tc>
+        <w:tc>
+          <w:p>
+            <w:pPr>
+              <w:pStyle w:val="Compact"/>
+              <w:jc w:val="left"/>
+            </w:pPr>
+            <w:r>
+              <w:t xml:space="preserve">Minggu 8–9</w:t>
+            </w:r>
+          </w:p>
+        </w:tc>
+      </w:tr>
+      <w:tr>
+        <w:tc>
+          <w:p>
+            <w:pPr>
+              <w:pStyle w:val="Compact"/>
+              <w:jc w:val="left"/>
+            </w:pPr>
+            <w:r>
+              <w:t xml:space="preserve">P3</w:t>
+            </w:r>
+          </w:p>
+        </w:tc>
+        <w:tc>
+          <w:p>
+            <w:pPr>
+              <w:pStyle w:val="Compact"/>
+              <w:jc w:val="left"/>
+            </w:pPr>
+            <w:r>
+              <w:t xml:space="preserve">E8.3, E8.5</w:t>
+            </w:r>
+          </w:p>
+        </w:tc>
+        <w:tc>
+          <w:p>
+            <w:pPr>
+              <w:pStyle w:val="Compact"/>
+              <w:jc w:val="left"/>
+            </w:pPr>
+            <w:r>
+              <w:t xml:space="preserve">Menunggu skor Model 3 (E7.4)</w:t>
+            </w:r>
+          </w:p>
+        </w:tc>
+        <w:tc>
+          <w:p>
+            <w:pPr>
+              <w:pStyle w:val="Compact"/>
+              <w:jc w:val="left"/>
+            </w:pPr>
+            <w:r>
+              <w:t xml:space="preserve">Minggu 8–9</w:t>
+            </w:r>
+          </w:p>
+        </w:tc>
+      </w:tr>
+    </w:tbl>
+    <w:p>
+      <w:pPr>
+        <w:pStyle w:val="BodyText"/>
+      </w:pPr>
+      <w:r>
+        <w:t xml:space="preserve">Konsekuensi yang perlu disadari: menunda E4.1 sampai mobile selesai akan</w:t>
+      </w:r>
+      <w:r>
+        <w:t xml:space="preserve"> </w:t>
+      </w:r>
+      <w:r>
+        <w:t xml:space="preserve">menggeser E7, E8.3, E9.2, dan laporan akhir. Karena itu E4.1 tetap dijadwalkan</w:t>
+      </w:r>
+      <w:r>
+        <w:t xml:space="preserve"> </w:t>
+      </w:r>
+      <w:r>
+        <w:t xml:space="preserve">minggu ini sebagai tugas latar dengan beban 1 ho.</w:t>
+      </w:r>
+    </w:p>
     <w:bookmarkEnd w:id="27"/>
+    <w:bookmarkEnd w:id="28"/>
     <w:sectPr/>
   </w:body>
 </w:document>

--- a/Pembagian Tugas/timeline.docx
+++ b/Pembagian Tugas/timeline.docx
@@ -804,18 +804,18 @@
               <w:jc w:val="left"/>
             </w:pPr>
             <w:r>
-              <w:t xml:space="preserve">Membuka jalur data</w:t>
-            </w:r>
-          </w:p>
-        </w:tc>
-        <w:tc>
-          <w:p>
-            <w:pPr>
-              <w:pStyle w:val="Compact"/>
-              <w:jc w:val="left"/>
-            </w:pPr>
-            <w:r>
-              <w:t xml:space="preserve">Review dan gabung PR #3, E4.1 dataset + EDA, E4.2 split, E5.1 crop, E2.1, E3.1, E9.1</w:t>
+              <w:t xml:space="preserve">Pondasi mobile</w:t>
+            </w:r>
+          </w:p>
+        </w:tc>
+        <w:tc>
+          <w:p>
+            <w:pPr>
+              <w:pStyle w:val="Compact"/>
+              <w:jc w:val="left"/>
+            </w:pPr>
+            <w:r>
+              <w:t xml:space="preserve">E2.1–E2.4, E3.1, E8.6</w:t>
             </w:r>
           </w:p>
         </w:tc>
@@ -872,18 +872,18 @@
               <w:jc w:val="left"/>
             </w:pPr>
             <w:r>
-              <w:t xml:space="preserve">Latih Model 1 dan modul warna</w:t>
-            </w:r>
-          </w:p>
-        </w:tc>
-        <w:tc>
-          <w:p>
-            <w:pPr>
-              <w:pStyle w:val="Compact"/>
-              <w:jc w:val="left"/>
-            </w:pPr>
-            <w:r>
-              <w:t xml:space="preserve">E4.3 baseline, E4.4 latih YOLOv11n-cls, E5.2 K-Means, E2.2–E2.3, E3.2–E3.3</w:t>
+              <w:t xml:space="preserve">Menyelesaikan mobile</w:t>
+            </w:r>
+          </w:p>
+        </w:tc>
+        <w:tc>
+          <w:p>
+            <w:pPr>
+              <w:pStyle w:val="Compact"/>
+              <w:jc w:val="left"/>
+            </w:pPr>
+            <w:r>
+              <w:t xml:space="preserve">E2.5–E2.6, E3.2–E3.4, E8.1, E8.2, E8.4, E8.7</w:t>
             </w:r>
           </w:p>
         </w:tc>
@@ -940,18 +940,18 @@
               <w:jc w:val="left"/>
             </w:pPr>
             <w:r>
-              <w:t xml:space="preserve">Ekspor model dan Model 3</w:t>
-            </w:r>
-          </w:p>
-        </w:tc>
-        <w:tc>
-          <w:p>
-            <w:pPr>
-              <w:pStyle w:val="Compact"/>
-              <w:jc w:val="left"/>
-            </w:pPr>
-            <w:r>
-              <w:t xml:space="preserve">E4.5 evaluasi, E4.6 ekspor TFLite, E6.1 pasangan, E6.2 fitur, E2.4–E2.6, E8.6</w:t>
+              <w:t xml:space="preserve">Mulai ML dan pemrosesan gambar</w:t>
+            </w:r>
+          </w:p>
+        </w:tc>
+        <w:tc>
+          <w:p>
+            <w:pPr>
+              <w:pStyle w:val="Compact"/>
+              <w:jc w:val="left"/>
+            </w:pPr>
+            <w:r>
+              <w:t xml:space="preserve">E5.1–E5.2, E4.1–E4.3</w:t>
             </w:r>
           </w:p>
         </w:tc>
@@ -1008,29 +1008,29 @@
               <w:jc w:val="left"/>
             </w:pPr>
             <w:r>
-              <w:t xml:space="preserve">Model 3 dan awal integrasi</w:t>
-            </w:r>
-          </w:p>
-        </w:tc>
-        <w:tc>
-          <w:p>
-            <w:pPr>
-              <w:pStyle w:val="Compact"/>
-              <w:jc w:val="left"/>
-            </w:pPr>
-            <w:r>
-              <w:t xml:space="preserve">E6.3 latih MLP, E6.5 evaluasi, E7.1 loader, E7.2 inferensi Model 1, E8.1, E3.4</w:t>
-            </w:r>
-          </w:p>
-        </w:tc>
-        <w:tc>
-          <w:p>
-            <w:pPr>
-              <w:pStyle w:val="Compact"/>
-              <w:jc w:val="left"/>
-            </w:pPr>
-            <w:r>
-              <w:t xml:space="preserve">CP-3 Milestone 2 (20 Nov)</w:t>
+              <w:t xml:space="preserve">Latih model</w:t>
+            </w:r>
+          </w:p>
+        </w:tc>
+        <w:tc>
+          <w:p>
+            <w:pPr>
+              <w:pStyle w:val="Compact"/>
+              <w:jc w:val="left"/>
+            </w:pPr>
+            <w:r>
+              <w:t xml:space="preserve">E4.4–E4.6, E6.1–E6.2, E5.3–E5.4</w:t>
+            </w:r>
+          </w:p>
+        </w:tc>
+        <w:tc>
+          <w:p>
+            <w:pPr>
+              <w:pStyle w:val="Compact"/>
+              <w:jc w:val="left"/>
+            </w:pPr>
+            <w:r>
+              <w:t xml:space="preserve">CP-3 Milestone 2 (27 Nov)</w:t>
             </w:r>
           </w:p>
         </w:tc>
@@ -1076,18 +1076,18 @@
               <w:jc w:val="left"/>
             </w:pPr>
             <w:r>
-              <w:t xml:space="preserve">Integrasi penuh dan QA awal</w:t>
-            </w:r>
-          </w:p>
-        </w:tc>
-        <w:tc>
-          <w:p>
-            <w:pPr>
-              <w:pStyle w:val="Compact"/>
-              <w:jc w:val="left"/>
-            </w:pPr>
-            <w:r>
-              <w:t xml:space="preserve">E6.6 ekspor MLP, E7.3–E7.6, E8.2–E8.5, E9.2 uji fungsional</w:t>
+              <w:t xml:space="preserve">Integrasi dan QA awal</w:t>
+            </w:r>
+          </w:p>
+        </w:tc>
+        <w:tc>
+          <w:p>
+            <w:pPr>
+              <w:pStyle w:val="Compact"/>
+              <w:jc w:val="left"/>
+            </w:pPr>
+            <w:r>
+              <w:t xml:space="preserve">E6.3–E6.6, E7.1–E7.5, E8.3, E8.5, E9.2</w:t>
             </w:r>
           </w:p>
         </w:tc>
@@ -1155,7 +1155,7 @@
               <w:jc w:val="left"/>
             </w:pPr>
             <w:r>
-              <w:t xml:space="preserve">E9.3–E9.7, E10.3–E10.5, polish, demo</w:t>
+              <w:t xml:space="preserve">E7.6, E9.3–E9.7, E10.3–E10.5, demo</w:t>
             </w:r>
           </w:p>
         </w:tc>
@@ -1198,19 +1198,19 @@
           <w:bCs/>
           <w:b/>
         </w:rPr>
-        <w:t xml:space="preserve">20 Nov</w:t>
+        <w:t xml:space="preserve">27 Nov</w:t>
       </w:r>
       <w:r>
         <w:t xml:space="preserve"> </w:t>
       </w:r>
       <w:r>
-        <w:t xml:space="preserve">karena E7 baru bisa</w:t>
+        <w:t xml:space="preserve">karena ML baru dimulai</w:t>
       </w:r>
       <w:r>
         <w:t xml:space="preserve"> </w:t>
       </w:r>
       <w:r>
-        <w:t xml:space="preserve">mulai setelah E4.6 dan E6.6. CP-4 tetap 4 Desember.</w:t>
+        <w:t xml:space="preserve">minggu 7. CP-4 tetap 4 Desember.</w:t>
       </w:r>
     </w:p>
     <w:p>
@@ -1313,18 +1313,18 @@
               <w:jc w:val="left"/>
             </w:pPr>
             <w:r>
-              <w:t xml:space="preserve">5–7</w:t>
-            </w:r>
-          </w:p>
-        </w:tc>
-        <w:tc>
-          <w:p>
-            <w:pPr>
-              <w:pStyle w:val="Compact"/>
-              <w:jc w:val="left"/>
-            </w:pPr>
-            <w:r>
-              <w:t xml:space="preserve">Abim Mustawa</w:t>
+              <w:t xml:space="preserve">5–6</w:t>
+            </w:r>
+          </w:p>
+        </w:tc>
+        <w:tc>
+          <w:p>
+            <w:pPr>
+              <w:pStyle w:val="Compact"/>
+              <w:jc w:val="left"/>
+            </w:pPr>
+            <w:r>
+              <w:t xml:space="preserve">Pras (E2.1–E2.3), Ahmad (E2.4–E2.6)</w:t>
             </w:r>
           </w:p>
         </w:tc>
@@ -1359,7 +1359,7 @@
               <w:jc w:val="left"/>
             </w:pPr>
             <w:r>
-              <w:t xml:space="preserve">5–8</w:t>
+              <w:t xml:space="preserve">5–6</w:t>
             </w:r>
           </w:p>
         </w:tc>
@@ -1383,6 +1383,52 @@
               <w:jc w:val="left"/>
             </w:pPr>
             <w:r>
+              <w:t xml:space="preserve">E8 Fitur aplikasi</w:t>
+            </w:r>
+          </w:p>
+        </w:tc>
+        <w:tc>
+          <w:p>
+            <w:pPr>
+              <w:pStyle w:val="Compact"/>
+              <w:jc w:val="left"/>
+            </w:pPr>
+            <w:r>
+              <w:t xml:space="preserve">E8.1, E8.2, E8.4, E8.6, E8.7 (8,5 ho)</w:t>
+            </w:r>
+          </w:p>
+        </w:tc>
+        <w:tc>
+          <w:p>
+            <w:pPr>
+              <w:pStyle w:val="Compact"/>
+              <w:jc w:val="left"/>
+            </w:pPr>
+            <w:r>
+              <w:t xml:space="preserve">5–6</w:t>
+            </w:r>
+          </w:p>
+        </w:tc>
+        <w:tc>
+          <w:p>
+            <w:pPr>
+              <w:pStyle w:val="Compact"/>
+              <w:jc w:val="left"/>
+            </w:pPr>
+            <w:r>
+              <w:t xml:space="preserve">Izza (E8.1, E8.6), Abim (E8.2, E8.4, E8.7)</w:t>
+            </w:r>
+          </w:p>
+        </w:tc>
+      </w:tr>
+      <w:tr>
+        <w:tc>
+          <w:p>
+            <w:pPr>
+              <w:pStyle w:val="Compact"/>
+              <w:jc w:val="left"/>
+            </w:pPr>
+            <w:r>
               <w:t xml:space="preserve">E4 Model 1</w:t>
             </w:r>
           </w:p>
@@ -1405,18 +1451,18 @@
               <w:jc w:val="left"/>
             </w:pPr>
             <w:r>
-              <w:t xml:space="preserve">5–7</w:t>
-            </w:r>
-          </w:p>
-        </w:tc>
-        <w:tc>
-          <w:p>
-            <w:pPr>
-              <w:pStyle w:val="Compact"/>
-              <w:jc w:val="left"/>
-            </w:pPr>
-            <w:r>
-              <w:t xml:space="preserve">Faatihurrizki (data), Ahmad (latih)</w:t>
+              <w:t xml:space="preserve">7–8</w:t>
+            </w:r>
+          </w:p>
+        </w:tc>
+        <w:tc>
+          <w:p>
+            <w:pPr>
+              <w:pStyle w:val="Compact"/>
+              <w:jc w:val="left"/>
+            </w:pPr>
+            <w:r>
+              <w:t xml:space="preserve">Ahmad</w:t>
             </w:r>
           </w:p>
         </w:tc>
@@ -1451,18 +1497,18 @@
               <w:jc w:val="left"/>
             </w:pPr>
             <w:r>
-              <w:t xml:space="preserve">5–6</w:t>
-            </w:r>
-          </w:p>
-        </w:tc>
-        <w:tc>
-          <w:p>
-            <w:pPr>
-              <w:pStyle w:val="Compact"/>
-              <w:jc w:val="left"/>
-            </w:pPr>
-            <w:r>
-              <w:t xml:space="preserve">Faatihurrizki</w:t>
+              <w:t xml:space="preserve">7–8</w:t>
+            </w:r>
+          </w:p>
+        </w:tc>
+        <w:tc>
+          <w:p>
+            <w:pPr>
+              <w:pStyle w:val="Compact"/>
+              <w:jc w:val="left"/>
+            </w:pPr>
+            <w:r>
+              <w:t xml:space="preserve">Abim</w:t>
             </w:r>
           </w:p>
         </w:tc>
@@ -1497,18 +1543,18 @@
               <w:jc w:val="left"/>
             </w:pPr>
             <w:r>
-              <w:t xml:space="preserve">7–9</w:t>
-            </w:r>
-          </w:p>
-        </w:tc>
-        <w:tc>
-          <w:p>
-            <w:pPr>
-              <w:pStyle w:val="Compact"/>
-              <w:jc w:val="left"/>
-            </w:pPr>
-            <w:r>
-              <w:t xml:space="preserve">Ahmad (latih), Bisma (evaluasi)</w:t>
+              <w:t xml:space="preserve">8–9</w:t>
+            </w:r>
+          </w:p>
+        </w:tc>
+        <w:tc>
+          <w:p>
+            <w:pPr>
+              <w:pStyle w:val="Compact"/>
+              <w:jc w:val="left"/>
+            </w:pPr>
+            <w:r>
+              <w:t xml:space="preserve">Pras (data), Ahmad (latih), Bisma (evaluasi)</w:t>
             </w:r>
           </w:p>
         </w:tc>
@@ -1543,64 +1589,64 @@
               <w:jc w:val="left"/>
             </w:pPr>
             <w:r>
-              <w:t xml:space="preserve">8–9</w:t>
-            </w:r>
-          </w:p>
-        </w:tc>
-        <w:tc>
-          <w:p>
-            <w:pPr>
-              <w:pStyle w:val="Compact"/>
-              <w:jc w:val="left"/>
-            </w:pPr>
-            <w:r>
-              <w:t xml:space="preserve">Ahmad (E7.1–E7.2), Izza (E7.4–E7.6)</w:t>
-            </w:r>
-          </w:p>
-        </w:tc>
-      </w:tr>
-      <w:tr>
-        <w:tc>
-          <w:p>
-            <w:pPr>
-              <w:pStyle w:val="Compact"/>
-              <w:jc w:val="left"/>
-            </w:pPr>
-            <w:r>
-              <w:t xml:space="preserve">E8 Fitur aplikasi</w:t>
-            </w:r>
-          </w:p>
-        </w:tc>
-        <w:tc>
-          <w:p>
-            <w:pPr>
-              <w:pStyle w:val="Compact"/>
-              <w:jc w:val="left"/>
-            </w:pPr>
-            <w:r>
-              <w:t xml:space="preserve">E8.1–E8.7 (11,5 ho)</w:t>
-            </w:r>
-          </w:p>
-        </w:tc>
-        <w:tc>
-          <w:p>
-            <w:pPr>
-              <w:pStyle w:val="Compact"/>
-              <w:jc w:val="left"/>
-            </w:pPr>
-            <w:r>
-              <w:t xml:space="preserve">5–9</w:t>
-            </w:r>
-          </w:p>
-        </w:tc>
-        <w:tc>
-          <w:p>
-            <w:pPr>
-              <w:pStyle w:val="Compact"/>
-              <w:jc w:val="left"/>
-            </w:pPr>
-            <w:r>
-              <w:t xml:space="preserve">Izza (UI), Bisma (outfit, profil)</w:t>
+              <w:t xml:space="preserve">9–10</w:t>
+            </w:r>
+          </w:p>
+        </w:tc>
+        <w:tc>
+          <w:p>
+            <w:pPr>
+              <w:pStyle w:val="Compact"/>
+              <w:jc w:val="left"/>
+            </w:pPr>
+            <w:r>
+              <w:t xml:space="preserve">Ahmad, Izza, Abim</w:t>
+            </w:r>
+          </w:p>
+        </w:tc>
+      </w:tr>
+      <w:tr>
+        <w:tc>
+          <w:p>
+            <w:pPr>
+              <w:pStyle w:val="Compact"/>
+              <w:jc w:val="left"/>
+            </w:pPr>
+            <w:r>
+              <w:t xml:space="preserve">E8 Fitur lanjutan</w:t>
+            </w:r>
+          </w:p>
+        </w:tc>
+        <w:tc>
+          <w:p>
+            <w:pPr>
+              <w:pStyle w:val="Compact"/>
+              <w:jc w:val="left"/>
+            </w:pPr>
+            <w:r>
+              <w:t xml:space="preserve">E8.3, E8.5 (3,0 ho)</w:t>
+            </w:r>
+          </w:p>
+        </w:tc>
+        <w:tc>
+          <w:p>
+            <w:pPr>
+              <w:pStyle w:val="Compact"/>
+              <w:jc w:val="left"/>
+            </w:pPr>
+            <w:r>
+              <w:t xml:space="preserve">9</w:t>
+            </w:r>
+          </w:p>
+        </w:tc>
+        <w:tc>
+          <w:p>
+            <w:pPr>
+              <w:pStyle w:val="Compact"/>
+              <w:jc w:val="left"/>
+            </w:pPr>
+            <w:r>
+              <w:t xml:space="preserve">Izza</w:t>
             </w:r>
           </w:p>
         </w:tc>
@@ -1635,18 +1681,18 @@
               <w:jc w:val="left"/>
             </w:pPr>
             <w:r>
-              <w:t xml:space="preserve">5, 9–10</w:t>
-            </w:r>
-          </w:p>
-        </w:tc>
-        <w:tc>
-          <w:p>
-            <w:pPr>
-              <w:pStyle w:val="Compact"/>
-              <w:jc w:val="left"/>
-            </w:pPr>
-            <w:r>
-              <w:t xml:space="preserve">Bisma (rencana), seluruh tim (eksekusi)</w:t>
+              <w:t xml:space="preserve">9–10</w:t>
+            </w:r>
+          </w:p>
+        </w:tc>
+        <w:tc>
+          <w:p>
+            <w:pPr>
+              <w:pStyle w:val="Compact"/>
+              <w:jc w:val="left"/>
+            </w:pPr>
+            <w:r>
+              <w:t xml:space="preserve">Bisma dan seluruh tim</w:t>
             </w:r>
           </w:p>
         </w:tc>
@@ -1681,18 +1727,18 @@
               <w:jc w:val="left"/>
             </w:pPr>
             <w:r>
-              <w:t xml:space="preserve">5–10</w:t>
-            </w:r>
-          </w:p>
-        </w:tc>
-        <w:tc>
-          <w:p>
-            <w:pPr>
-              <w:pStyle w:val="Compact"/>
-              <w:jc w:val="left"/>
-            </w:pPr>
-            <w:r>
-              <w:t xml:space="preserve">Izza (logbook, laporan), tim (foto)</w:t>
+              <w:t xml:space="preserve">9–10</w:t>
+            </w:r>
+          </w:p>
+        </w:tc>
+        <w:tc>
+          <w:p>
+            <w:pPr>
+              <w:pStyle w:val="Compact"/>
+              <w:jc w:val="left"/>
+            </w:pPr>
+            <w:r>
+              <w:t xml:space="preserve">Izza</w:t>
             </w:r>
           </w:p>
         </w:tc>
@@ -2041,7 +2087,7 @@
               <w:jc w:val="left"/>
             </w:pPr>
             <w:r>
-              <w:t xml:space="preserve">20 Nov 2026</w:t>
+              <w:t xml:space="preserve">27 Nov 2026</w:t>
             </w:r>
           </w:p>
         </w:tc>
@@ -2182,29 +2228,29 @@
               <w:jc w:val="left"/>
             </w:pPr>
             <w:r>
-              <w:t xml:space="preserve">Dataset E4.1 belum diunduh</w:t>
-            </w:r>
-          </w:p>
-        </w:tc>
-        <w:tc>
-          <w:p>
-            <w:pPr>
-              <w:pStyle w:val="Compact"/>
-              <w:jc w:val="left"/>
-            </w:pPr>
-            <w:r>
-              <w:t xml:space="preserve">Seluruh E4, E6, E7 bergeser</w:t>
-            </w:r>
-          </w:p>
-        </w:tc>
-        <w:tc>
-          <w:p>
-            <w:pPr>
-              <w:pStyle w:val="Compact"/>
-              <w:jc w:val="left"/>
-            </w:pPr>
-            <w:r>
-              <w:t xml:space="preserve">Selesaikan unduhan paling lambat 29 Okt; sementara itu kerjakan E5, E2, E3</w:t>
+              <w:t xml:space="preserve">ML dan pemrosesan gambar dijeda sampai mobile selesai</w:t>
+            </w:r>
+          </w:p>
+        </w:tc>
+        <w:tc>
+          <w:p>
+            <w:pPr>
+              <w:pStyle w:val="Compact"/>
+              <w:jc w:val="left"/>
+            </w:pPr>
+            <w:r>
+              <w:t xml:space="preserve">E7, E8.3, E9.2, dan laporan bergeser</w:t>
+            </w:r>
+          </w:p>
+        </w:tc>
+        <w:tc>
+          <w:p>
+            <w:pPr>
+              <w:pStyle w:val="Compact"/>
+              <w:jc w:val="left"/>
+            </w:pPr>
+            <w:r>
+              <w:t xml:space="preserve">Mobile diselesaikan 1 Nov, ML mulai 9 Nov; CP-3 digeser ke 27 Nov</w:t>
             </w:r>
           </w:p>
         </w:tc>
@@ -2228,18 +2274,18 @@
               <w:jc w:val="left"/>
             </w:pPr>
             <w:r>
-              <w:t xml:space="preserve">Kode pipeline tidak bisa dipakai</w:t>
-            </w:r>
-          </w:p>
-        </w:tc>
-        <w:tc>
-          <w:p>
-            <w:pPr>
-              <w:pStyle w:val="Compact"/>
-              <w:jc w:val="left"/>
-            </w:pPr>
-            <w:r>
-              <w:t xml:space="preserve">Review paling lambat 28 Okt, satu reviewer cukup</w:t>
+              <w:t xml:space="preserve">Kode pipeline tidak bisa dipakai saat ML dimulai</w:t>
+            </w:r>
+          </w:p>
+        </w:tc>
+        <w:tc>
+          <w:p>
+            <w:pPr>
+              <w:pStyle w:val="Compact"/>
+              <w:jc w:val="left"/>
+            </w:pPr>
+            <w:r>
+              <w:t xml:space="preserve">Review sebelum 9 Nov, tidak perlu minggu ini</w:t>
             </w:r>
           </w:p>
         </w:tc>
@@ -2550,35 +2596,13 @@
         <w:pStyle w:val="FirstParagraph"/>
       </w:pPr>
       <w:r>
-        <w:t xml:space="preserve">Jalur kritis di atas bersifat teknis: tanpa E4/E6, integrasi tidak bisa jalan.</w:t>
+        <w:t xml:space="preserve">Semua pekerjaan ML dan pemrosesan gambar dijeda. Fokus minggu 5–6 hanya</w:t>
       </w:r>
       <w:r>
         <w:t xml:space="preserve"> </w:t>
       </w:r>
       <w:r>
-        <w:t xml:space="preserve">Namun urutan</w:t>
-      </w:r>
-      <w:r>
-        <w:t xml:space="preserve"> </w:t>
-      </w:r>
-      <w:r>
-        <w:rPr>
-          <w:bCs/>
-          <w:b/>
-        </w:rPr>
-        <w:t xml:space="preserve">pengerjaan harian</w:t>
-      </w:r>
-      <w:r>
-        <w:t xml:space="preserve"> </w:t>
-      </w:r>
-      <w:r>
-        <w:t xml:space="preserve">disusun agar aplikasi bisa dipakai lebih dulu.</w:t>
-      </w:r>
-      <w:r>
-        <w:t xml:space="preserve"> </w:t>
-      </w:r>
-      <w:r>
-        <w:t xml:space="preserve">ML tetap berjalan sebagai tugas latar, bukan ditinggalkan.</w:t>
+        <w:t xml:space="preserve">pembangunan aplikasi.</w:t>
       </w:r>
     </w:p>
     <w:tbl>
@@ -2653,29 +2677,29 @@
               <w:jc w:val="left"/>
             </w:pPr>
             <w:r>
-              <w:t xml:space="preserve">E2.1, E2.2</w:t>
-            </w:r>
-          </w:p>
-        </w:tc>
-        <w:tc>
-          <w:p>
-            <w:pPr>
-              <w:pStyle w:val="Compact"/>
-              <w:jc w:val="left"/>
-            </w:pPr>
-            <w:r>
-              <w:t xml:space="preserve">Membuka empat tugas fitur sekaligus</w:t>
-            </w:r>
-          </w:p>
-        </w:tc>
-        <w:tc>
-          <w:p>
-            <w:pPr>
-              <w:pStyle w:val="Compact"/>
-              <w:jc w:val="left"/>
-            </w:pPr>
-            <w:r>
-              <w:t xml:space="preserve">Minggu 5</w:t>
+              <w:t xml:space="preserve">E2.1</w:t>
+            </w:r>
+          </w:p>
+        </w:tc>
+        <w:tc>
+          <w:p>
+            <w:pPr>
+              <w:pStyle w:val="Compact"/>
+              <w:jc w:val="left"/>
+            </w:pPr>
+            <w:r>
+              <w:t xml:space="preserve">Membuka E8.1, E8.6, dan seluruh E2 lanjutan</w:t>
+            </w:r>
+          </w:p>
+        </w:tc>
+        <w:tc>
+          <w:p>
+            <w:pPr>
+              <w:pStyle w:val="Compact"/>
+              <w:jc w:val="left"/>
+            </w:pPr>
+            <w:r>
+              <w:t xml:space="preserve">28 Okt</w:t>
             </w:r>
           </w:p>
         </w:tc>
@@ -2699,6 +2723,52 @@
               <w:jc w:val="left"/>
             </w:pPr>
             <w:r>
+              <w:t xml:space="preserve">E2.2</w:t>
+            </w:r>
+          </w:p>
+        </w:tc>
+        <w:tc>
+          <w:p>
+            <w:pPr>
+              <w:pStyle w:val="Compact"/>
+              <w:jc w:val="left"/>
+            </w:pPr>
+            <w:r>
+              <w:t xml:space="preserve">Membuka E8.1</w:t>
+            </w:r>
+          </w:p>
+        </w:tc>
+        <w:tc>
+          <w:p>
+            <w:pPr>
+              <w:pStyle w:val="Compact"/>
+              <w:jc w:val="left"/>
+            </w:pPr>
+            <w:r>
+              <w:t xml:space="preserve">29 Okt</w:t>
+            </w:r>
+          </w:p>
+        </w:tc>
+      </w:tr>
+      <w:tr>
+        <w:tc>
+          <w:p>
+            <w:pPr>
+              <w:pStyle w:val="Compact"/>
+              <w:jc w:val="left"/>
+            </w:pPr>
+            <w:r>
+              <w:t xml:space="preserve">P0</w:t>
+            </w:r>
+          </w:p>
+        </w:tc>
+        <w:tc>
+          <w:p>
+            <w:pPr>
+              <w:pStyle w:val="Compact"/>
+              <w:jc w:val="left"/>
+            </w:pPr>
+            <w:r>
               <w:t xml:space="preserve">E3.1</w:t>
             </w:r>
           </w:p>
@@ -2710,18 +2780,18 @@
               <w:jc w:val="left"/>
             </w:pPr>
             <w:r>
-              <w:t xml:space="preserve">Membuka autentikasi lanjutan dan halaman Profil</w:t>
-            </w:r>
-          </w:p>
-        </w:tc>
-        <w:tc>
-          <w:p>
-            <w:pPr>
-              <w:pStyle w:val="Compact"/>
-              <w:jc w:val="left"/>
-            </w:pPr>
-            <w:r>
-              <w:t xml:space="preserve">Minggu 5</w:t>
+              <w:t xml:space="preserve">Membuka E3.2–E3.4 dan E8.7</w:t>
+            </w:r>
+          </w:p>
+        </w:tc>
+        <w:tc>
+          <w:p>
+            <w:pPr>
+              <w:pStyle w:val="Compact"/>
+              <w:jc w:val="left"/>
+            </w:pPr>
+            <w:r>
+              <w:t xml:space="preserve">29 Okt</w:t>
             </w:r>
           </w:p>
         </w:tc>
@@ -2745,121 +2815,29 @@
               <w:jc w:val="left"/>
             </w:pPr>
             <w:r>
-              <w:t xml:space="preserve">E5.1</w:t>
-            </w:r>
-          </w:p>
-        </w:tc>
-        <w:tc>
-          <w:p>
-            <w:pPr>
-              <w:pStyle w:val="Compact"/>
-              <w:jc w:val="left"/>
-            </w:pPr>
-            <w:r>
-              <w:t xml:space="preserve">Tanpa prasyarat, tidak butuh dataset</w:t>
-            </w:r>
-          </w:p>
-        </w:tc>
-        <w:tc>
-          <w:p>
-            <w:pPr>
-              <w:pStyle w:val="Compact"/>
-              <w:jc w:val="left"/>
-            </w:pPr>
-            <w:r>
-              <w:t xml:space="preserve">Minggu 5</w:t>
-            </w:r>
-          </w:p>
-        </w:tc>
-      </w:tr>
-      <w:tr>
-        <w:tc>
-          <w:p>
-            <w:pPr>
-              <w:pStyle w:val="Compact"/>
-              <w:jc w:val="left"/>
-            </w:pPr>
-            <w:r>
-              <w:t xml:space="preserve">P0</w:t>
-            </w:r>
-          </w:p>
-        </w:tc>
-        <w:tc>
-          <w:p>
-            <w:pPr>
-              <w:pStyle w:val="Compact"/>
-              <w:jc w:val="left"/>
-            </w:pPr>
-            <w:r>
-              <w:t xml:space="preserve">E9.1</w:t>
-            </w:r>
-          </w:p>
-        </w:tc>
-        <w:tc>
-          <w:p>
-            <w:pPr>
-              <w:pStyle w:val="Compact"/>
-              <w:jc w:val="left"/>
-            </w:pPr>
-            <w:r>
-              <w:t xml:space="preserve">Harus ada sebelum pengujian; tidak butuh kode</w:t>
-            </w:r>
-          </w:p>
-        </w:tc>
-        <w:tc>
-          <w:p>
-            <w:pPr>
-              <w:pStyle w:val="Compact"/>
-              <w:jc w:val="left"/>
-            </w:pPr>
-            <w:r>
-              <w:t xml:space="preserve">Minggu 5</w:t>
-            </w:r>
-          </w:p>
-        </w:tc>
-      </w:tr>
-      <w:tr>
-        <w:tc>
-          <w:p>
-            <w:pPr>
-              <w:pStyle w:val="Compact"/>
-              <w:jc w:val="left"/>
-            </w:pPr>
-            <w:r>
-              <w:t xml:space="preserve">P0</w:t>
-            </w:r>
-          </w:p>
-        </w:tc>
-        <w:tc>
-          <w:p>
-            <w:pPr>
-              <w:pStyle w:val="Compact"/>
-              <w:jc w:val="left"/>
-            </w:pPr>
-            <w:r>
-              <w:t xml:space="preserve">Review PR #3</w:t>
-            </w:r>
-          </w:p>
-        </w:tc>
-        <w:tc>
-          <w:p>
-            <w:pPr>
-              <w:pStyle w:val="Compact"/>
-              <w:jc w:val="left"/>
-            </w:pPr>
-            <w:r>
-              <w:t xml:space="preserve">Kode ML berhenti selama PR belum digabung</w:t>
-            </w:r>
-          </w:p>
-        </w:tc>
-        <w:tc>
-          <w:p>
-            <w:pPr>
-              <w:pStyle w:val="Compact"/>
-              <w:jc w:val="left"/>
-            </w:pPr>
-            <w:r>
-              <w:t xml:space="preserve">28 Okt</w:t>
+              <w:t xml:space="preserve">E2.4</w:t>
+            </w:r>
+          </w:p>
+        </w:tc>
+        <w:tc>
+          <w:p>
+            <w:pPr>
+              <w:pStyle w:val="Compact"/>
+              <w:jc w:val="left"/>
+            </w:pPr>
+            <w:r>
+              <w:t xml:space="preserve">Membuka E8.2</w:t>
+            </w:r>
+          </w:p>
+        </w:tc>
+        <w:tc>
+          <w:p>
+            <w:pPr>
+              <w:pStyle w:val="Compact"/>
+              <w:jc w:val="left"/>
+            </w:pPr>
+            <w:r>
+              <w:t xml:space="preserve">30 Okt</w:t>
             </w:r>
           </w:p>
         </w:tc>
@@ -2883,29 +2861,29 @@
               <w:jc w:val="left"/>
             </w:pPr>
             <w:r>
-              <w:t xml:space="preserve">E4.1, E4.2</w:t>
-            </w:r>
-          </w:p>
-        </w:tc>
-        <w:tc>
-          <w:p>
-            <w:pPr>
-              <w:pStyle w:val="Compact"/>
-              <w:jc w:val="left"/>
-            </w:pPr>
-            <w:r>
-              <w:t xml:space="preserve">Lead time unduh; menghambat seluruh jalur ML</w:t>
-            </w:r>
-          </w:p>
-        </w:tc>
-        <w:tc>
-          <w:p>
-            <w:pPr>
-              <w:pStyle w:val="Compact"/>
-              <w:jc w:val="left"/>
-            </w:pPr>
-            <w:r>
-              <w:t xml:space="preserve">Minggu 5–6</w:t>
+              <w:t xml:space="preserve">E2.3, E2.5, E2.6</w:t>
+            </w:r>
+          </w:p>
+        </w:tc>
+        <w:tc>
+          <w:p>
+            <w:pPr>
+              <w:pStyle w:val="Compact"/>
+              <w:jc w:val="left"/>
+            </w:pPr>
+            <w:r>
+              <w:t xml:space="preserve">Melengkapi penyimpanan</w:t>
+            </w:r>
+          </w:p>
+        </w:tc>
+        <w:tc>
+          <w:p>
+            <w:pPr>
+              <w:pStyle w:val="Compact"/>
+              <w:jc w:val="left"/>
+            </w:pPr>
+            <w:r>
+              <w:t xml:space="preserve">31 Okt–1 Nov</w:t>
             </w:r>
           </w:p>
         </w:tc>
@@ -2929,29 +2907,121 @@
               <w:jc w:val="left"/>
             </w:pPr>
             <w:r>
-              <w:t xml:space="preserve">E2.3, E3.2, E3.3, E5.2, E8.6</w:t>
-            </w:r>
-          </w:p>
-        </w:tc>
-        <w:tc>
-          <w:p>
-            <w:pPr>
-              <w:pStyle w:val="Compact"/>
-              <w:jc w:val="left"/>
-            </w:pPr>
-            <w:r>
-              <w:t xml:space="preserve">Lanjutan langsung dari P0</w:t>
-            </w:r>
-          </w:p>
-        </w:tc>
-        <w:tc>
-          <w:p>
-            <w:pPr>
-              <w:pStyle w:val="Compact"/>
-              <w:jc w:val="left"/>
-            </w:pPr>
-            <w:r>
-              <w:t xml:space="preserve">Minggu 5–6</w:t>
+              <w:t xml:space="preserve">E3.2–E3.4</w:t>
+            </w:r>
+          </w:p>
+        </w:tc>
+        <w:tc>
+          <w:p>
+            <w:pPr>
+              <w:pStyle w:val="Compact"/>
+              <w:jc w:val="left"/>
+            </w:pPr>
+            <w:r>
+              <w:t xml:space="preserve">Melengkapi autentikasi</w:t>
+            </w:r>
+          </w:p>
+        </w:tc>
+        <w:tc>
+          <w:p>
+            <w:pPr>
+              <w:pStyle w:val="Compact"/>
+              <w:jc w:val="left"/>
+            </w:pPr>
+            <w:r>
+              <w:t xml:space="preserve">30 Okt–1 Nov</w:t>
+            </w:r>
+          </w:p>
+        </w:tc>
+      </w:tr>
+      <w:tr>
+        <w:tc>
+          <w:p>
+            <w:pPr>
+              <w:pStyle w:val="Compact"/>
+              <w:jc w:val="left"/>
+            </w:pPr>
+            <w:r>
+              <w:t xml:space="preserve">P1</w:t>
+            </w:r>
+          </w:p>
+        </w:tc>
+        <w:tc>
+          <w:p>
+            <w:pPr>
+              <w:pStyle w:val="Compact"/>
+              <w:jc w:val="left"/>
+            </w:pPr>
+            <w:r>
+              <w:t xml:space="preserve">E8.6, E8.1</w:t>
+            </w:r>
+          </w:p>
+        </w:tc>
+        <w:tc>
+          <w:p>
+            <w:pPr>
+              <w:pStyle w:val="Compact"/>
+              <w:jc w:val="left"/>
+            </w:pPr>
+            <w:r>
+              <w:t xml:space="preserve">Fitur lemari dan admin</w:t>
+            </w:r>
+          </w:p>
+        </w:tc>
+        <w:tc>
+          <w:p>
+            <w:pPr>
+              <w:pStyle w:val="Compact"/>
+              <w:jc w:val="left"/>
+            </w:pPr>
+            <w:r>
+              <w:t xml:space="preserve">29 Okt–1 Nov</w:t>
+            </w:r>
+          </w:p>
+        </w:tc>
+      </w:tr>
+      <w:tr>
+        <w:tc>
+          <w:p>
+            <w:pPr>
+              <w:pStyle w:val="Compact"/>
+              <w:jc w:val="left"/>
+            </w:pPr>
+            <w:r>
+              <w:t xml:space="preserve">P1</w:t>
+            </w:r>
+          </w:p>
+        </w:tc>
+        <w:tc>
+          <w:p>
+            <w:pPr>
+              <w:pStyle w:val="Compact"/>
+              <w:jc w:val="left"/>
+            </w:pPr>
+            <w:r>
+              <w:t xml:space="preserve">E8.7, E8.2, E8.4</w:t>
+            </w:r>
+          </w:p>
+        </w:tc>
+        <w:tc>
+          <w:p>
+            <w:pPr>
+              <w:pStyle w:val="Compact"/>
+              <w:jc w:val="left"/>
+            </w:pPr>
+            <w:r>
+              <w:t xml:space="preserve">Profil, outfit, Home</w:t>
+            </w:r>
+          </w:p>
+        </w:tc>
+        <w:tc>
+          <w:p>
+            <w:pPr>
+              <w:pStyle w:val="Compact"/>
+              <w:jc w:val="left"/>
+            </w:pPr>
+            <w:r>
+              <w:t xml:space="preserve">31 Okt–1 Nov</w:t>
             </w:r>
           </w:p>
         </w:tc>
@@ -2975,29 +3045,29 @@
               <w:jc w:val="left"/>
             </w:pPr>
             <w:r>
-              <w:t xml:space="preserve">E4.3, E4.4, E5.3, E5.4, E2.4, E2.5</w:t>
-            </w:r>
-          </w:p>
-        </w:tc>
-        <w:tc>
-          <w:p>
-            <w:pPr>
-              <w:pStyle w:val="Compact"/>
-              <w:jc w:val="left"/>
-            </w:pPr>
-            <w:r>
-              <w:t xml:space="preserve">Fondasi model dan penyimpanan lanjutan</w:t>
-            </w:r>
-          </w:p>
-        </w:tc>
-        <w:tc>
-          <w:p>
-            <w:pPr>
-              <w:pStyle w:val="Compact"/>
-              <w:jc w:val="left"/>
-            </w:pPr>
-            <w:r>
-              <w:t xml:space="preserve">Minggu 6</w:t>
+              <w:t xml:space="preserve">E5 modul warna</w:t>
+            </w:r>
+          </w:p>
+        </w:tc>
+        <w:tc>
+          <w:p>
+            <w:pPr>
+              <w:pStyle w:val="Compact"/>
+              <w:jc w:val="left"/>
+            </w:pPr>
+            <w:r>
+              <w:t xml:space="preserve">Pemrosesan gambar, menyusul</w:t>
+            </w:r>
+          </w:p>
+        </w:tc>
+        <w:tc>
+          <w:p>
+            <w:pPr>
+              <w:pStyle w:val="Compact"/>
+              <w:jc w:val="left"/>
+            </w:pPr>
+            <w:r>
+              <w:t xml:space="preserve">Minggu 7</w:t>
             </w:r>
           </w:p>
         </w:tc>
@@ -3021,18 +3091,18 @@
               <w:jc w:val="left"/>
             </w:pPr>
             <w:r>
-              <w:t xml:space="preserve">E6.1–E6.3, E4.5, E4.6</w:t>
-            </w:r>
-          </w:p>
-        </w:tc>
-        <w:tc>
-          <w:p>
-            <w:pPr>
-              <w:pStyle w:val="Compact"/>
-              <w:jc w:val="left"/>
-            </w:pPr>
-            <w:r>
-              <w:t xml:space="preserve">Model 3 dan artefak TFLite</w:t>
+              <w:t xml:space="preserve">E4 Model 1</w:t>
+            </w:r>
+          </w:p>
+        </w:tc>
+        <w:tc>
+          <w:p>
+            <w:pPr>
+              <w:pStyle w:val="Compact"/>
+              <w:jc w:val="left"/>
+            </w:pPr>
+            <w:r>
+              <w:t xml:space="preserve">ML, menyusul</w:t>
             </w:r>
           </w:p>
         </w:tc>
@@ -3067,38 +3137,29 @@
               <w:jc w:val="left"/>
             </w:pPr>
             <w:r>
-              <w:t xml:space="preserve">E7.1–E7.6</w:t>
-            </w:r>
-          </w:p>
-        </w:tc>
-        <w:tc>
-          <w:p>
-            <w:pPr>
-              <w:pStyle w:val="Compact"/>
-              <w:jc w:val="left"/>
-            </w:pPr>
-            <w:r>
-              <w:t xml:space="preserve">Integrasi, menunggu</w:t>
-            </w:r>
-            <w:r>
-              <w:t xml:space="preserve"> </w:t>
-            </w:r>
-            <w:r>
-              <w:rPr>
-                <w:rStyle w:val="VerbatimChar"/>
-              </w:rPr>
-              <w:t xml:space="preserve">.tflite</w:t>
-            </w:r>
-          </w:p>
-        </w:tc>
-        <w:tc>
-          <w:p>
-            <w:pPr>
-              <w:pStyle w:val="Compact"/>
-              <w:jc w:val="left"/>
-            </w:pPr>
-            <w:r>
-              <w:t xml:space="preserve">Minggu 8–9</w:t>
+              <w:t xml:space="preserve">E6 Model 3</w:t>
+            </w:r>
+          </w:p>
+        </w:tc>
+        <w:tc>
+          <w:p>
+            <w:pPr>
+              <w:pStyle w:val="Compact"/>
+              <w:jc w:val="left"/>
+            </w:pPr>
+            <w:r>
+              <w:t xml:space="preserve">ML, menyusul</w:t>
+            </w:r>
+          </w:p>
+        </w:tc>
+        <w:tc>
+          <w:p>
+            <w:pPr>
+              <w:pStyle w:val="Compact"/>
+              <w:jc w:val="left"/>
+            </w:pPr>
+            <w:r>
+              <w:t xml:space="preserve">Minggu 8</w:t>
             </w:r>
           </w:p>
         </w:tc>
@@ -3122,6 +3183,52 @@
               <w:jc w:val="left"/>
             </w:pPr>
             <w:r>
+              <w:t xml:space="preserve">E7 integrasi TFLite</w:t>
+            </w:r>
+          </w:p>
+        </w:tc>
+        <w:tc>
+          <w:p>
+            <w:pPr>
+              <w:pStyle w:val="Compact"/>
+              <w:jc w:val="left"/>
+            </w:pPr>
+            <w:r>
+              <w:t xml:space="preserve">Menunggu artefak model</w:t>
+            </w:r>
+          </w:p>
+        </w:tc>
+        <w:tc>
+          <w:p>
+            <w:pPr>
+              <w:pStyle w:val="Compact"/>
+              <w:jc w:val="left"/>
+            </w:pPr>
+            <w:r>
+              <w:t xml:space="preserve">Minggu 9</w:t>
+            </w:r>
+          </w:p>
+        </w:tc>
+      </w:tr>
+      <w:tr>
+        <w:tc>
+          <w:p>
+            <w:pPr>
+              <w:pStyle w:val="Compact"/>
+              <w:jc w:val="left"/>
+            </w:pPr>
+            <w:r>
+              <w:t xml:space="preserve">P3</w:t>
+            </w:r>
+          </w:p>
+        </w:tc>
+        <w:tc>
+          <w:p>
+            <w:pPr>
+              <w:pStyle w:val="Compact"/>
+              <w:jc w:val="left"/>
+            </w:pPr>
+            <w:r>
               <w:t xml:space="preserve">E8.3, E8.5</w:t>
             </w:r>
           </w:p>
@@ -3133,18 +3240,64 @@
               <w:jc w:val="left"/>
             </w:pPr>
             <w:r>
-              <w:t xml:space="preserve">Menunggu skor Model 3 (E7.4)</w:t>
-            </w:r>
-          </w:p>
-        </w:tc>
-        <w:tc>
-          <w:p>
-            <w:pPr>
-              <w:pStyle w:val="Compact"/>
-              <w:jc w:val="left"/>
-            </w:pPr>
-            <w:r>
-              <w:t xml:space="preserve">Minggu 8–9</w:t>
+              <w:t xml:space="preserve">Menunggu E7.4</w:t>
+            </w:r>
+          </w:p>
+        </w:tc>
+        <w:tc>
+          <w:p>
+            <w:pPr>
+              <w:pStyle w:val="Compact"/>
+              <w:jc w:val="left"/>
+            </w:pPr>
+            <w:r>
+              <w:t xml:space="preserve">Minggu 9</w:t>
+            </w:r>
+          </w:p>
+        </w:tc>
+      </w:tr>
+      <w:tr>
+        <w:tc>
+          <w:p>
+            <w:pPr>
+              <w:pStyle w:val="Compact"/>
+              <w:jc w:val="left"/>
+            </w:pPr>
+            <w:r>
+              <w:t xml:space="preserve">P3</w:t>
+            </w:r>
+          </w:p>
+        </w:tc>
+        <w:tc>
+          <w:p>
+            <w:pPr>
+              <w:pStyle w:val="Compact"/>
+              <w:jc w:val="left"/>
+            </w:pPr>
+            <w:r>
+              <w:t xml:space="preserve">E9 QA, E10 dokumentasi</w:t>
+            </w:r>
+          </w:p>
+        </w:tc>
+        <w:tc>
+          <w:p>
+            <w:pPr>
+              <w:pStyle w:val="Compact"/>
+              <w:jc w:val="left"/>
+            </w:pPr>
+            <w:r>
+              <w:t xml:space="preserve">Menyusul setelah fitur stabil</w:t>
+            </w:r>
+          </w:p>
+        </w:tc>
+        <w:tc>
+          <w:p>
+            <w:pPr>
+              <w:pStyle w:val="Compact"/>
+              <w:jc w:val="left"/>
+            </w:pPr>
+            <w:r>
+              <w:t xml:space="preserve">Minggu 9–10</w:t>
             </w:r>
           </w:p>
         </w:tc>
@@ -3155,19 +3308,35 @@
         <w:pStyle w:val="BodyText"/>
       </w:pPr>
       <w:r>
-        <w:t xml:space="preserve">Konsekuensi yang perlu disadari: menunda E4.1 sampai mobile selesai akan</w:t>
+        <w:t xml:space="preserve">Konsekuensi: menghentikan ML sampai mobile selesai menggeser seluruh jalur</w:t>
       </w:r>
       <w:r>
         <w:t xml:space="preserve"> </w:t>
       </w:r>
       <w:r>
-        <w:t xml:space="preserve">menggeser E7, E8.3, E9.2, dan laporan akhir. Karena itu E4.1 tetap dijadwalkan</w:t>
+        <w:t xml:space="preserve">integrasi. CP-3 Milestone 2 dijadwalkan ulang ke</w:t>
       </w:r>
       <w:r>
         <w:t xml:space="preserve"> </w:t>
       </w:r>
       <w:r>
-        <w:t xml:space="preserve">minggu ini sebagai tugas latar dengan beban 1 ho.</w:t>
+        <w:rPr>
+          <w:bCs/>
+          <w:b/>
+        </w:rPr>
+        <w:t xml:space="preserve">27 November</w:t>
+      </w:r>
+      <w:r>
+        <w:t xml:space="preserve"> </w:t>
+      </w:r>
+      <w:r>
+        <w:t xml:space="preserve">dan scope freeze</w:t>
+      </w:r>
+      <w:r>
+        <w:t xml:space="preserve"> </w:t>
+      </w:r>
+      <w:r>
+        <w:t xml:space="preserve">tetap 30 November.</w:t>
       </w:r>
     </w:p>
     <w:bookmarkEnd w:id="27"/>

--- a/Pembagian Tugas/timeline.docx
+++ b/Pembagian Tugas/timeline.docx
@@ -2,7 +2,7 @@
 <file path=word/document.xml><?xml version="1.0" encoding="utf-8"?>
 <w:document xmlns:w="http://schemas.openxmlformats.org/wordprocessingml/2006/main" xmlns:m="http://schemas.openxmlformats.org/officeDocument/2006/math" xmlns:r="http://schemas.openxmlformats.org/officeDocument/2006/relationships" xmlns:o="urn:schemas-microsoft-com:office:office" xmlns:v="urn:schemas-microsoft-com:vml" xmlns:w10="urn:schemas-microsoft-com:office:word" xmlns:a="http://schemas.openxmlformats.org/drawingml/2006/main" xmlns:pic="http://schemas.openxmlformats.org/drawingml/2006/picture" xmlns:wp="http://schemas.openxmlformats.org/drawingml/2006/wordprocessingDrawing">
   <w:body>
-    <w:bookmarkStart w:id="28" w:name="sera-z--timeline-proyek-10-minggu"/>
+    <w:bookmarkStart w:id="29" w:name="sera-z--timeline-proyek-10-minggu"/>
     <w:p>
       <w:pPr>
         <w:pStyle w:val="Heading1"/>
@@ -872,18 +872,18 @@
               <w:jc w:val="left"/>
             </w:pPr>
             <w:r>
-              <w:t xml:space="preserve">Menyelesaikan mobile</w:t>
-            </w:r>
-          </w:p>
-        </w:tc>
-        <w:tc>
-          <w:p>
-            <w:pPr>
-              <w:pStyle w:val="Compact"/>
-              <w:jc w:val="left"/>
-            </w:pPr>
-            <w:r>
-              <w:t xml:space="preserve">E2.5–E2.6, E3.2–E3.4, E8.1, E8.2, E8.4, E8.7</w:t>
+              <w:t xml:space="preserve">Blok ML, lalu integrasi awal</w:t>
+            </w:r>
+          </w:p>
+        </w:tc>
+        <w:tc>
+          <w:p>
+            <w:pPr>
+              <w:pStyle w:val="Compact"/>
+              <w:jc w:val="left"/>
+            </w:pPr>
+            <w:r>
+              <w:t xml:space="preserve">2–4 Nov: ekstraksi dataset, split, latih ulang 12 epoch, E4.5–E4.6, E6.5, label dan aset. 5–8 Nov: E7.1–E7.3</w:t>
             </w:r>
           </w:p>
         </w:tc>
@@ -940,18 +940,18 @@
               <w:jc w:val="left"/>
             </w:pPr>
             <w:r>
-              <w:t xml:space="preserve">Mulai ML dan pemrosesan gambar</w:t>
-            </w:r>
-          </w:p>
-        </w:tc>
-        <w:tc>
-          <w:p>
-            <w:pPr>
-              <w:pStyle w:val="Compact"/>
-              <w:jc w:val="left"/>
-            </w:pPr>
-            <w:r>
-              <w:t xml:space="preserve">E5.1–E5.2, E4.1–E4.3</w:t>
+              <w:t xml:space="preserve">Integrasi dan pemrosesan gambar</w:t>
+            </w:r>
+          </w:p>
+        </w:tc>
+        <w:tc>
+          <w:p>
+            <w:pPr>
+              <w:pStyle w:val="Compact"/>
+              <w:jc w:val="left"/>
+            </w:pPr>
+            <w:r>
+              <w:t xml:space="preserve">E7.4–E7.6, E5.1–E5.2, E8.3</w:t>
             </w:r>
           </w:p>
         </w:tc>
@@ -1008,18 +1008,18 @@
               <w:jc w:val="left"/>
             </w:pPr>
             <w:r>
-              <w:t xml:space="preserve">Latih model</w:t>
-            </w:r>
-          </w:p>
-        </w:tc>
-        <w:tc>
-          <w:p>
-            <w:pPr>
-              <w:pStyle w:val="Compact"/>
-              <w:jc w:val="left"/>
-            </w:pPr>
-            <w:r>
-              <w:t xml:space="preserve">E4.4–E4.6, E6.1–E6.2, E5.3–E5.4</w:t>
+              <w:t xml:space="preserve">Penyelesaian fitur dan Model 3</w:t>
+            </w:r>
+          </w:p>
+        </w:tc>
+        <w:tc>
+          <w:p>
+            <w:pPr>
+              <w:pStyle w:val="Compact"/>
+              <w:jc w:val="left"/>
+            </w:pPr>
+            <w:r>
+              <w:t xml:space="preserve">E5.3–E5.4, E6.1–E6.3, E8.5</w:t>
             </w:r>
           </w:p>
         </w:tc>
@@ -1076,18 +1076,18 @@
               <w:jc w:val="left"/>
             </w:pPr>
             <w:r>
-              <w:t xml:space="preserve">Integrasi dan QA awal</w:t>
-            </w:r>
-          </w:p>
-        </w:tc>
-        <w:tc>
-          <w:p>
-            <w:pPr>
-              <w:pStyle w:val="Compact"/>
-              <w:jc w:val="left"/>
-            </w:pPr>
-            <w:r>
-              <w:t xml:space="preserve">E6.3–E6.6, E7.1–E7.5, E8.3, E8.5, E9.2</w:t>
+              <w:t xml:space="preserve">QA dan laporan</w:t>
+            </w:r>
+          </w:p>
+        </w:tc>
+        <w:tc>
+          <w:p>
+            <w:pPr>
+              <w:pStyle w:val="Compact"/>
+              <w:jc w:val="left"/>
+            </w:pPr>
+            <w:r>
+              <w:t xml:space="preserve">E9.2–E9.5, E10.3, E10.4</w:t>
             </w:r>
           </w:p>
         </w:tc>
@@ -1155,7 +1155,7 @@
               <w:jc w:val="left"/>
             </w:pPr>
             <w:r>
-              <w:t xml:space="preserve">E7.6, E9.3–E9.7, E10.3–E10.5, demo</w:t>
+              <w:t xml:space="preserve">E9.6–E9.7, E10.5, demo</w:t>
             </w:r>
           </w:p>
         </w:tc>
@@ -1188,7 +1188,7 @@
         <w:pStyle w:val="BodyText"/>
       </w:pPr>
       <w:r>
-        <w:t xml:space="preserve">Catatan: CP-3 Milestone 2 digeser dari 13 Nov ke</w:t>
+        <w:t xml:space="preserve">Catatan: CP-3 Milestone 2 tetap</w:t>
       </w:r>
       <w:r>
         <w:t xml:space="preserve"> </w:t>
@@ -1201,16 +1201,13 @@
         <w:t xml:space="preserve">27 Nov</w:t>
       </w:r>
       <w:r>
+        <w:t xml:space="preserve">. Model 1 sudah tersedia dari blok ML</w:t>
+      </w:r>
+      <w:r>
         <w:t xml:space="preserve"> </w:t>
       </w:r>
       <w:r>
-        <w:t xml:space="preserve">karena ML baru dimulai</w:t>
-      </w:r>
-      <w:r>
-        <w:t xml:space="preserve"> </w:t>
-      </w:r>
-      <w:r>
-        <w:t xml:space="preserve">minggu 7. CP-4 tetap 4 Desember.</w:t>
+        <w:t xml:space="preserve">2–4 November sehingga integrasi bisa mulai lebih awal. CP-4 tetap 4 Desember.</w:t>
       </w:r>
     </w:p>
     <w:p>
@@ -1221,7 +1218,7 @@
       </w:r>
     </w:p>
     <w:bookmarkEnd w:id="21"/>
-    <w:bookmarkStart w:id="22" w:name="Xc7c7a9768a8f57d6e5d706b106e77b6c6a39ddd"/>
+    <w:bookmarkStart w:id="23" w:name="Xc7c7a9768a8f57d6e5d706b106e77b6c6a39ddd"/>
     <w:p>
       <w:pPr>
         <w:pStyle w:val="Heading2"/>
@@ -1451,18 +1448,18 @@
               <w:jc w:val="left"/>
             </w:pPr>
             <w:r>
-              <w:t xml:space="preserve">7–8</w:t>
-            </w:r>
-          </w:p>
-        </w:tc>
-        <w:tc>
-          <w:p>
-            <w:pPr>
-              <w:pStyle w:val="Compact"/>
-              <w:jc w:val="left"/>
-            </w:pPr>
-            <w:r>
-              <w:t xml:space="preserve">Ahmad</w:t>
+              <w:t xml:space="preserve">6</w:t>
+            </w:r>
+          </w:p>
+        </w:tc>
+        <w:tc>
+          <w:p>
+            <w:pPr>
+              <w:pStyle w:val="Compact"/>
+              <w:jc w:val="left"/>
+            </w:pPr>
+            <w:r>
+              <w:t xml:space="preserve">Bisma (data + latih ulang), Ahmad (evaluasi)</w:t>
             </w:r>
           </w:p>
         </w:tc>
@@ -1497,7 +1494,7 @@
               <w:jc w:val="left"/>
             </w:pPr>
             <w:r>
-              <w:t xml:space="preserve">7–8</w:t>
+              <w:t xml:space="preserve">7</w:t>
             </w:r>
           </w:p>
         </w:tc>
@@ -1543,18 +1540,18 @@
               <w:jc w:val="left"/>
             </w:pPr>
             <w:r>
-              <w:t xml:space="preserve">8–9</w:t>
-            </w:r>
-          </w:p>
-        </w:tc>
-        <w:tc>
-          <w:p>
-            <w:pPr>
-              <w:pStyle w:val="Compact"/>
-              <w:jc w:val="left"/>
-            </w:pPr>
-            <w:r>
-              <w:t xml:space="preserve">Pras (data), Ahmad (latih), Bisma (evaluasi)</w:t>
+              <w:t xml:space="preserve">6–8</w:t>
+            </w:r>
+          </w:p>
+        </w:tc>
+        <w:tc>
+          <w:p>
+            <w:pPr>
+              <w:pStyle w:val="Compact"/>
+              <w:jc w:val="left"/>
+            </w:pPr>
+            <w:r>
+              <w:t xml:space="preserve">Pras (metrik), Ahmad (latih), Bisma (data)</w:t>
             </w:r>
           </w:p>
         </w:tc>
@@ -1589,7 +1586,7 @@
               <w:jc w:val="left"/>
             </w:pPr>
             <w:r>
-              <w:t xml:space="preserve">9–10</w:t>
+              <w:t xml:space="preserve">6–8</w:t>
             </w:r>
           </w:p>
         </w:tc>
@@ -1635,53 +1632,53 @@
               <w:jc w:val="left"/>
             </w:pPr>
             <w:r>
+              <w:t xml:space="preserve">7</w:t>
+            </w:r>
+          </w:p>
+        </w:tc>
+        <w:tc>
+          <w:p>
+            <w:pPr>
+              <w:pStyle w:val="Compact"/>
+              <w:jc w:val="left"/>
+            </w:pPr>
+            <w:r>
+              <w:t xml:space="preserve">Izza</w:t>
+            </w:r>
+          </w:p>
+        </w:tc>
+      </w:tr>
+      <w:tr>
+        <w:tc>
+          <w:p>
+            <w:pPr>
+              <w:pStyle w:val="Compact"/>
+              <w:jc w:val="left"/>
+            </w:pPr>
+            <w:r>
+              <w:t xml:space="preserve">E9 QA</w:t>
+            </w:r>
+          </w:p>
+        </w:tc>
+        <w:tc>
+          <w:p>
+            <w:pPr>
+              <w:pStyle w:val="Compact"/>
+              <w:jc w:val="left"/>
+            </w:pPr>
+            <w:r>
+              <w:t xml:space="preserve">E9.1–E9.7 (11,0 ho)</w:t>
+            </w:r>
+          </w:p>
+        </w:tc>
+        <w:tc>
+          <w:p>
+            <w:pPr>
+              <w:pStyle w:val="Compact"/>
+              <w:jc w:val="left"/>
+            </w:pPr>
+            <w:r>
               <w:t xml:space="preserve">9</w:t>
-            </w:r>
-          </w:p>
-        </w:tc>
-        <w:tc>
-          <w:p>
-            <w:pPr>
-              <w:pStyle w:val="Compact"/>
-              <w:jc w:val="left"/>
-            </w:pPr>
-            <w:r>
-              <w:t xml:space="preserve">Izza</w:t>
-            </w:r>
-          </w:p>
-        </w:tc>
-      </w:tr>
-      <w:tr>
-        <w:tc>
-          <w:p>
-            <w:pPr>
-              <w:pStyle w:val="Compact"/>
-              <w:jc w:val="left"/>
-            </w:pPr>
-            <w:r>
-              <w:t xml:space="preserve">E9 QA</w:t>
-            </w:r>
-          </w:p>
-        </w:tc>
-        <w:tc>
-          <w:p>
-            <w:pPr>
-              <w:pStyle w:val="Compact"/>
-              <w:jc w:val="left"/>
-            </w:pPr>
-            <w:r>
-              <w:t xml:space="preserve">E9.1–E9.7 (11,0 ho)</w:t>
-            </w:r>
-          </w:p>
-        </w:tc>
-        <w:tc>
-          <w:p>
-            <w:pPr>
-              <w:pStyle w:val="Compact"/>
-              <w:jc w:val="left"/>
-            </w:pPr>
-            <w:r>
-              <w:t xml:space="preserve">9–10</w:t>
             </w:r>
           </w:p>
         </w:tc>
@@ -1758,169 +1755,13 @@
         <w:t xml:space="preserve">Aturan tetap: maksimal 2 tugas aktif per orang.</w:t>
       </w:r>
     </w:p>
-    <w:p>
-      <w:r>
-        <w:pict>
-          <v:rect style="width:0;height:1.5pt" o:hralign="center" o:hrstd="t" o:hr="t"/>
-        </w:pict>
-      </w:r>
-    </w:p>
-    <w:bookmarkEnd w:id="22"/>
-    <w:bookmarkStart w:id="23" w:name="X88e8e72e0aa05c33976c0d3fbb3b714225d9ded"/>
+    <w:bookmarkStart w:id="22" w:name="Xe1740ae1d008288db787fe9633a114f875df05b"/>
     <w:p>
       <w:pPr>
-        <w:pStyle w:val="Heading2"/>
+        <w:pStyle w:val="Heading3"/>
       </w:pPr>
       <w:r>
-        <w:t xml:space="preserve">4. Urutan ketergantungan yang menentukan tanggal</w:t>
-      </w:r>
-    </w:p>
-    <w:p>
-      <w:pPr>
-        <w:pStyle w:val="SourceCode"/>
-      </w:pPr>
-      <w:r>
-        <w:rPr>
-          <w:rStyle w:val="VerbatimChar"/>
-        </w:rPr>
-        <w:t xml:space="preserve">E4.1 dataset ─► E4.2 split ─► E4.4 latih ─► E4.5 evaluasi</w:t>
-      </w:r>
-      <w:r>
-        <w:br/>
-      </w:r>
-      <w:r>
-        <w:rPr>
-          <w:rStyle w:val="VerbatimChar"/>
-        </w:rPr>
-        <w:t xml:space="preserve">                                    └────► E4.6 ekspor TFLite ─┐</w:t>
-      </w:r>
-      <w:r>
-        <w:br/>
-      </w:r>
-      <w:r>
-        <w:rPr>
-          <w:rStyle w:val="VerbatimChar"/>
-        </w:rPr>
-        <w:t xml:space="preserve">E4.2 ─► E6.1 pasangan ─► E6.2 fitur ─► E6.3 MLP ─► E6.5 eval   │</w:t>
-      </w:r>
-      <w:r>
-        <w:br/>
-      </w:r>
-      <w:r>
-        <w:rPr>
-          <w:rStyle w:val="VerbatimChar"/>
-        </w:rPr>
-        <w:t xml:space="preserve">                                            └────► E6.6 ekspor ─┤</w:t>
-      </w:r>
-      <w:r>
-        <w:br/>
-      </w:r>
-      <w:r>
-        <w:rPr>
-          <w:rStyle w:val="VerbatimChar"/>
-        </w:rPr>
-        <w:t xml:space="preserve">                                                                ▼</w:t>
-      </w:r>
-      <w:r>
-        <w:br/>
-      </w:r>
-      <w:r>
-        <w:rPr>
-          <w:rStyle w:val="VerbatimChar"/>
-        </w:rPr>
-        <w:t xml:space="preserve">                                              E7.1 loader ─► E7.2 inferensi</w:t>
-      </w:r>
-      <w:r>
-        <w:br/>
-      </w:r>
-      <w:r>
-        <w:rPr>
-          <w:rStyle w:val="VerbatimChar"/>
-        </w:rPr>
-        <w:t xml:space="preserve">                                                    └──────► E7.4 skor Model 3</w:t>
-      </w:r>
-      <w:r>
-        <w:br/>
-      </w:r>
-      <w:r>
-        <w:rPr>
-          <w:rStyle w:val="VerbatimChar"/>
-        </w:rPr>
-        <w:t xml:space="preserve">                                                                  └► E8.3 ranking</w:t>
-      </w:r>
-      <w:r>
-        <w:br/>
-      </w:r>
-      <w:r>
-        <w:rPr>
-          <w:rStyle w:val="VerbatimChar"/>
-        </w:rPr>
-        <w:t xml:space="preserve">                                                                        └► E8.5 detail</w:t>
-      </w:r>
-      <w:r>
-        <w:br/>
-      </w:r>
-      <w:r>
-        <w:rPr>
-          <w:rStyle w:val="VerbatimChar"/>
-        </w:rPr>
-        <w:t xml:space="preserve">E5.1 ─► E5.2 K-Means ─► E5.3 palet ─► E5.4 test        (paralel, mandiri)</w:t>
-      </w:r>
-      <w:r>
-        <w:br/>
-      </w:r>
-      <w:r>
-        <w:rPr>
-          <w:rStyle w:val="VerbatimChar"/>
-        </w:rPr>
-        <w:t xml:space="preserve">E2.1 ─► E2.2 ─► E8.1 ; E2.4 ─► E8.2 ; E2.5 ─► E8.4</w:t>
-      </w:r>
-      <w:r>
-        <w:br/>
-      </w:r>
-      <w:r>
-        <w:rPr>
-          <w:rStyle w:val="VerbatimChar"/>
-        </w:rPr>
-        <w:t xml:space="preserve">E3.1 ─► E3.4 ─► E8.7 ─► E9.6</w:t>
-      </w:r>
-    </w:p>
-    <w:p>
-      <w:pPr>
-        <w:pStyle w:val="FirstParagraph"/>
-      </w:pPr>
-      <w:r>
-        <w:t xml:space="preserve">Jalur kritis:</w:t>
-      </w:r>
-      <w:r>
-        <w:t xml:space="preserve"> </w:t>
-      </w:r>
-      <w:r>
-        <w:rPr>
-          <w:bCs/>
-          <w:b/>
-        </w:rPr>
-        <w:t xml:space="preserve">E4.1 → E4.2 → E4.4 → E4.6 → E7.1 → E7.4 → E8.3 → E9.2 → E10.4</w:t>
-      </w:r>
-      <w:r>
-        <w:t xml:space="preserve">.</w:t>
-      </w:r>
-    </w:p>
-    <w:p>
-      <w:r>
-        <w:pict>
-          <v:rect style="width:0;height:1.5pt" o:hralign="center" o:hrstd="t" o:hr="t"/>
-        </w:pict>
-      </w:r>
-    </w:p>
-    <w:bookmarkEnd w:id="23"/>
-    <w:bookmarkStart w:id="24" w:name="X2364546b4004e5e5e9ec7a0bc689c208b549794"/>
-    <w:p>
-      <w:pPr>
-        <w:pStyle w:val="Heading2"/>
-      </w:pPr>
-      <w:r>
-        <w:t xml:space="preserve">5. Milestone</w:t>
+        <w:t xml:space="preserve">3.1 Dua jalur integrasi</w:t>
       </w:r>
     </w:p>
     <w:tbl>
@@ -1938,18 +1779,18 @@
               <w:jc w:val="left"/>
             </w:pPr>
             <w:r>
-              <w:t xml:space="preserve">Milestone</w:t>
-            </w:r>
-          </w:p>
-        </w:tc>
-        <w:tc>
-          <w:p>
-            <w:pPr>
-              <w:pStyle w:val="Compact"/>
-              <w:jc w:val="left"/>
-            </w:pPr>
-            <w:r>
-              <w:t xml:space="preserve">Tanggal</w:t>
+              <w:t xml:space="preserve">Jalur</w:t>
+            </w:r>
+          </w:p>
+        </w:tc>
+        <w:tc>
+          <w:p>
+            <w:pPr>
+              <w:pStyle w:val="Compact"/>
+              <w:jc w:val="left"/>
+            </w:pPr>
+            <w:r>
+              <w:t xml:space="preserve">Branch</w:t>
             </w:r>
           </w:p>
         </w:tc>
@@ -1964,203 +1805,185 @@
             </w:r>
           </w:p>
         </w:tc>
-        <w:tc>
-          <w:p>
-            <w:pPr>
-              <w:pStyle w:val="Compact"/>
-              <w:jc w:val="left"/>
-            </w:pPr>
-            <w:r>
-              <w:t xml:space="preserve">Kondisi</w:t>
-            </w:r>
-          </w:p>
-        </w:tc>
-      </w:tr>
-      <w:tr>
-        <w:tc>
-          <w:p>
-            <w:pPr>
-              <w:pStyle w:val="Compact"/>
-              <w:jc w:val="left"/>
-            </w:pPr>
-            <w:r>
-              <w:t xml:space="preserve">CP-1 Proposal</w:t>
-            </w:r>
-          </w:p>
-        </w:tc>
-        <w:tc>
-          <w:p>
-            <w:pPr>
-              <w:pStyle w:val="Compact"/>
-              <w:jc w:val="left"/>
-            </w:pPr>
-            <w:r>
-              <w:t xml:space="preserve">2 Okt 2026</w:t>
-            </w:r>
-          </w:p>
-        </w:tc>
-        <w:tc>
-          <w:p>
-            <w:pPr>
-              <w:pStyle w:val="Compact"/>
-              <w:jc w:val="left"/>
-            </w:pPr>
-            <w:r>
-              <w:t xml:space="preserve">Proposal proyek</w:t>
-            </w:r>
-          </w:p>
-        </w:tc>
-        <w:tc>
-          <w:p>
-            <w:pPr>
-              <w:pStyle w:val="Compact"/>
-              <w:jc w:val="left"/>
-            </w:pPr>
-            <w:r>
-              <w:t xml:space="preserve">Selesai</w:t>
-            </w:r>
-          </w:p>
-        </w:tc>
-      </w:tr>
-      <w:tr>
-        <w:tc>
-          <w:p>
-            <w:pPr>
-              <w:pStyle w:val="Compact"/>
-              <w:jc w:val="left"/>
-            </w:pPr>
-            <w:r>
-              <w:t xml:space="preserve">CP-2 Milestone 1</w:t>
-            </w:r>
-          </w:p>
-        </w:tc>
-        <w:tc>
-          <w:p>
-            <w:pPr>
-              <w:pStyle w:val="Compact"/>
-              <w:jc w:val="left"/>
-            </w:pPr>
-            <w:r>
-              <w:t xml:space="preserve">24 Okt 2026</w:t>
-            </w:r>
-          </w:p>
-        </w:tc>
-        <w:tc>
-          <w:p>
-            <w:pPr>
-              <w:pStyle w:val="Compact"/>
-              <w:jc w:val="left"/>
-            </w:pPr>
-            <w:r>
-              <w:t xml:space="preserve">Laporan kemajuan, desain, rencana ML</w:t>
-            </w:r>
-          </w:p>
-        </w:tc>
-        <w:tc>
-          <w:p>
-            <w:pPr>
-              <w:pStyle w:val="Compact"/>
-              <w:jc w:val="left"/>
-            </w:pPr>
-            <w:r>
-              <w:t xml:space="preserve">Selesai (laporan); pelatihan model menyusul</w:t>
-            </w:r>
-          </w:p>
-        </w:tc>
-      </w:tr>
-      <w:tr>
-        <w:tc>
-          <w:p>
-            <w:pPr>
-              <w:pStyle w:val="Compact"/>
-              <w:jc w:val="left"/>
-            </w:pPr>
-            <w:r>
-              <w:t xml:space="preserve">CP-3 Milestone 2</w:t>
-            </w:r>
-          </w:p>
-        </w:tc>
-        <w:tc>
-          <w:p>
-            <w:pPr>
-              <w:pStyle w:val="Compact"/>
-              <w:jc w:val="left"/>
-            </w:pPr>
-            <w:r>
-              <w:t xml:space="preserve">27 Nov 2026</w:t>
-            </w:r>
-          </w:p>
-        </w:tc>
-        <w:tc>
-          <w:p>
-            <w:pPr>
-              <w:pStyle w:val="Compact"/>
-              <w:jc w:val="left"/>
-            </w:pPr>
-            <w:r>
-              <w:t xml:space="preserve">Model terintegrasi, fitur inti, uji fungsional</w:t>
-            </w:r>
-          </w:p>
-        </w:tc>
-        <w:tc>
-          <w:p>
-            <w:pPr>
-              <w:pStyle w:val="Compact"/>
-              <w:jc w:val="left"/>
-            </w:pPr>
-            <w:r>
-              <w:t xml:space="preserve">Rencana, berisiko</w:t>
-            </w:r>
-          </w:p>
-        </w:tc>
-      </w:tr>
-      <w:tr>
-        <w:tc>
-          <w:p>
-            <w:pPr>
-              <w:pStyle w:val="Compact"/>
-              <w:jc w:val="left"/>
-            </w:pPr>
-            <w:r>
-              <w:t xml:space="preserve">CP-4 Final</w:t>
-            </w:r>
-          </w:p>
-        </w:tc>
-        <w:tc>
-          <w:p>
-            <w:pPr>
-              <w:pStyle w:val="Compact"/>
-              <w:jc w:val="left"/>
-            </w:pPr>
-            <w:r>
-              <w:t xml:space="preserve">4 Des 2026</w:t>
-            </w:r>
-          </w:p>
-        </w:tc>
-        <w:tc>
-          <w:p>
-            <w:pPr>
-              <w:pStyle w:val="Compact"/>
-              <w:jc w:val="left"/>
-            </w:pPr>
-            <w:r>
-              <w:t xml:space="preserve">Aplikasi rilis, laporan akhir, demo</w:t>
-            </w:r>
-          </w:p>
-        </w:tc>
-        <w:tc>
-          <w:p>
-            <w:pPr>
-              <w:pStyle w:val="Compact"/>
-              <w:jc w:val="left"/>
-            </w:pPr>
-            <w:r>
-              <w:t xml:space="preserve">Rencana</w:t>
+      </w:tr>
+      <w:tr>
+        <w:tc>
+          <w:p>
+            <w:pPr>
+              <w:pStyle w:val="Compact"/>
+              <w:jc w:val="left"/>
+            </w:pPr>
+            <w:r>
+              <w:t xml:space="preserve">Mobile</w:t>
+            </w:r>
+          </w:p>
+        </w:tc>
+        <w:tc>
+          <w:p>
+            <w:pPr>
+              <w:pStyle w:val="Compact"/>
+              <w:jc w:val="left"/>
+            </w:pPr>
+            <w:r>
+              <w:rPr>
+                <w:rStyle w:val="VerbatimChar"/>
+              </w:rPr>
+              <w:t xml:space="preserve">dev</w:t>
+            </w:r>
+          </w:p>
+        </w:tc>
+        <w:tc>
+          <w:p>
+            <w:pPr>
+              <w:pStyle w:val="Compact"/>
+              <w:jc w:val="left"/>
+            </w:pPr>
+            <w:r>
+              <w:t xml:space="preserve">E2, E3, E8</w:t>
+            </w:r>
+          </w:p>
+        </w:tc>
+      </w:tr>
+      <w:tr>
+        <w:tc>
+          <w:p>
+            <w:pPr>
+              <w:pStyle w:val="Compact"/>
+              <w:jc w:val="left"/>
+            </w:pPr>
+            <w:r>
+              <w:t xml:space="preserve">ML</w:t>
+            </w:r>
+          </w:p>
+        </w:tc>
+        <w:tc>
+          <w:p>
+            <w:pPr>
+              <w:pStyle w:val="Compact"/>
+              <w:jc w:val="left"/>
+            </w:pPr>
+            <w:r>
+              <w:rPr>
+                <w:rStyle w:val="VerbatimChar"/>
+              </w:rPr>
+              <w:t xml:space="preserve">dev-ml</w:t>
+            </w:r>
+            <w:r>
+              <w:t xml:space="preserve"> </w:t>
+            </w:r>
+            <w:r>
+              <w:t xml:space="preserve">(dari</w:t>
+            </w:r>
+            <w:r>
+              <w:t xml:space="preserve"> </w:t>
+            </w:r>
+            <w:r>
+              <w:rPr>
+                <w:rStyle w:val="VerbatimChar"/>
+              </w:rPr>
+              <w:t xml:space="preserve">dev</w:t>
+            </w:r>
+            <w:r>
+              <w:t xml:space="preserve">)</w:t>
+            </w:r>
+          </w:p>
+        </w:tc>
+        <w:tc>
+          <w:p>
+            <w:pPr>
+              <w:pStyle w:val="Compact"/>
+              <w:jc w:val="left"/>
+            </w:pPr>
+            <w:r>
+              <w:t xml:space="preserve">E4, E6, skrip dan artefak model</w:t>
             </w:r>
           </w:p>
         </w:tc>
       </w:tr>
     </w:tbl>
+    <w:p>
+      <w:pPr>
+        <w:pStyle w:val="BodyText"/>
+      </w:pPr>
+      <w:r>
+        <w:t xml:space="preserve">Alur:</w:t>
+      </w:r>
+      <w:r>
+        <w:t xml:space="preserve"> </w:t>
+      </w:r>
+      <w:r>
+        <w:rPr>
+          <w:rStyle w:val="VerbatimChar"/>
+        </w:rPr>
+        <w:t xml:space="preserve">dev → dev-ml → ml/... → dev-ml → dev</w:t>
+      </w:r>
+      <w:r>
+        <w:t xml:space="preserve">. Branch tugas ML tidak dibuat dari</w:t>
+      </w:r>
+      <w:r>
+        <w:t xml:space="preserve"> </w:t>
+      </w:r>
+      <w:r>
+        <w:rPr>
+          <w:rStyle w:val="VerbatimChar"/>
+        </w:rPr>
+        <w:t xml:space="preserve">dev</w:t>
+      </w:r>
+      <w:r>
+        <w:t xml:space="preserve"> </w:t>
+      </w:r>
+      <w:r>
+        <w:t xml:space="preserve">dan tidak langsung ke</w:t>
+      </w:r>
+      <w:r>
+        <w:t xml:space="preserve"> </w:t>
+      </w:r>
+      <w:r>
+        <w:rPr>
+          <w:rStyle w:val="VerbatimChar"/>
+        </w:rPr>
+        <w:t xml:space="preserve">main</w:t>
+      </w:r>
+      <w:r>
+        <w:t xml:space="preserve">. Pengecualian: perubahan</w:t>
+      </w:r>
+      <w:r>
+        <w:t xml:space="preserve"> </w:t>
+      </w:r>
+      <w:r>
+        <w:rPr>
+          <w:rStyle w:val="VerbatimChar"/>
+        </w:rPr>
+        <w:t xml:space="preserve">pubspec.yaml</w:t>
+      </w:r>
+      <w:r>
+        <w:t xml:space="preserve"> </w:t>
+      </w:r>
+      <w:r>
+        <w:t xml:space="preserve">dan</w:t>
+      </w:r>
+      <w:r>
+        <w:t xml:space="preserve"> </w:t>
+      </w:r>
+      <w:r>
+        <w:t xml:space="preserve">aset model dikerjakan dari</w:t>
+      </w:r>
+      <w:r>
+        <w:t xml:space="preserve"> </w:t>
+      </w:r>
+      <w:r>
+        <w:rPr>
+          <w:rStyle w:val="VerbatimChar"/>
+        </w:rPr>
+        <w:t xml:space="preserve">dev</w:t>
+      </w:r>
+      <w:r>
+        <w:t xml:space="preserve"> </w:t>
+      </w:r>
+      <w:r>
+        <w:t xml:space="preserve">karena itu konfigurasi aplikasi.</w:t>
+      </w:r>
+    </w:p>
     <w:p>
       <w:r>
         <w:pict>
@@ -2168,14 +1991,163 @@
         </w:pict>
       </w:r>
     </w:p>
-    <w:bookmarkEnd w:id="24"/>
-    <w:bookmarkStart w:id="25" w:name="X3be60217d0abaad056c40e6e5a460374afda1cc"/>
+    <w:bookmarkEnd w:id="22"/>
+    <w:bookmarkEnd w:id="23"/>
+    <w:bookmarkStart w:id="24" w:name="X88e8e72e0aa05c33976c0d3fbb3b714225d9ded"/>
     <w:p>
       <w:pPr>
         <w:pStyle w:val="Heading2"/>
       </w:pPr>
       <w:r>
-        <w:t xml:space="preserve">6. Risiko dan mitigasi</w:t>
+        <w:t xml:space="preserve">4. Urutan ketergantungan yang menentukan tanggal</w:t>
+      </w:r>
+    </w:p>
+    <w:p>
+      <w:pPr>
+        <w:pStyle w:val="SourceCode"/>
+      </w:pPr>
+      <w:r>
+        <w:rPr>
+          <w:rStyle w:val="VerbatimChar"/>
+        </w:rPr>
+        <w:t xml:space="preserve">E4.1 dataset ─► E4.2 split ─► E4.4 latih ─► E4.5 evaluasi</w:t>
+      </w:r>
+      <w:r>
+        <w:br/>
+      </w:r>
+      <w:r>
+        <w:rPr>
+          <w:rStyle w:val="VerbatimChar"/>
+        </w:rPr>
+        <w:t xml:space="preserve">                                    └────► E4.6 ekspor TFLite ─┐</w:t>
+      </w:r>
+      <w:r>
+        <w:br/>
+      </w:r>
+      <w:r>
+        <w:rPr>
+          <w:rStyle w:val="VerbatimChar"/>
+        </w:rPr>
+        <w:t xml:space="preserve">E4.2 ─► E6.1 pasangan ─► E6.2 fitur ─► E6.3 MLP ─► E6.5 eval   │</w:t>
+      </w:r>
+      <w:r>
+        <w:br/>
+      </w:r>
+      <w:r>
+        <w:rPr>
+          <w:rStyle w:val="VerbatimChar"/>
+        </w:rPr>
+        <w:t xml:space="preserve">                                            └────► E6.6 ekspor ─┤</w:t>
+      </w:r>
+      <w:r>
+        <w:br/>
+      </w:r>
+      <w:r>
+        <w:rPr>
+          <w:rStyle w:val="VerbatimChar"/>
+        </w:rPr>
+        <w:t xml:space="preserve">                                                                ▼</w:t>
+      </w:r>
+      <w:r>
+        <w:br/>
+      </w:r>
+      <w:r>
+        <w:rPr>
+          <w:rStyle w:val="VerbatimChar"/>
+        </w:rPr>
+        <w:t xml:space="preserve">                                              E7.1 loader ─► E7.2 inferensi</w:t>
+      </w:r>
+      <w:r>
+        <w:br/>
+      </w:r>
+      <w:r>
+        <w:rPr>
+          <w:rStyle w:val="VerbatimChar"/>
+        </w:rPr>
+        <w:t xml:space="preserve">                                                    └──────► E7.4 skor Model 3</w:t>
+      </w:r>
+      <w:r>
+        <w:br/>
+      </w:r>
+      <w:r>
+        <w:rPr>
+          <w:rStyle w:val="VerbatimChar"/>
+        </w:rPr>
+        <w:t xml:space="preserve">                                                                  └► E8.3 ranking</w:t>
+      </w:r>
+      <w:r>
+        <w:br/>
+      </w:r>
+      <w:r>
+        <w:rPr>
+          <w:rStyle w:val="VerbatimChar"/>
+        </w:rPr>
+        <w:t xml:space="preserve">                                                                        └► E8.5 detail</w:t>
+      </w:r>
+      <w:r>
+        <w:br/>
+      </w:r>
+      <w:r>
+        <w:rPr>
+          <w:rStyle w:val="VerbatimChar"/>
+        </w:rPr>
+        <w:t xml:space="preserve">E5.1 ─► E5.2 K-Means ─► E5.3 palet ─► E5.4 test        (paralel, mandiri)</w:t>
+      </w:r>
+      <w:r>
+        <w:br/>
+      </w:r>
+      <w:r>
+        <w:rPr>
+          <w:rStyle w:val="VerbatimChar"/>
+        </w:rPr>
+        <w:t xml:space="preserve">E2.1 ─► E2.2 ─► E8.1 ; E2.4 ─► E8.2 ; E2.5 ─► E8.4</w:t>
+      </w:r>
+      <w:r>
+        <w:br/>
+      </w:r>
+      <w:r>
+        <w:rPr>
+          <w:rStyle w:val="VerbatimChar"/>
+        </w:rPr>
+        <w:t xml:space="preserve">E3.1 ─► E3.4 ─► E8.7 ─► E9.6</w:t>
+      </w:r>
+    </w:p>
+    <w:p>
+      <w:pPr>
+        <w:pStyle w:val="FirstParagraph"/>
+      </w:pPr>
+      <w:r>
+        <w:t xml:space="preserve">Jalur kritis:</w:t>
+      </w:r>
+      <w:r>
+        <w:t xml:space="preserve"> </w:t>
+      </w:r>
+      <w:r>
+        <w:rPr>
+          <w:bCs/>
+          <w:b/>
+        </w:rPr>
+        <w:t xml:space="preserve">E4.1 → E4.2 → E4.4 → E4.6 → E7.1 → E7.4 → E8.3 → E9.2 → E10.4</w:t>
+      </w:r>
+      <w:r>
+        <w:t xml:space="preserve">.</w:t>
+      </w:r>
+    </w:p>
+    <w:p>
+      <w:r>
+        <w:pict>
+          <v:rect style="width:0;height:1.5pt" o:hralign="center" o:hrstd="t" o:hr="t"/>
+        </w:pict>
+      </w:r>
+    </w:p>
+    <w:bookmarkEnd w:id="24"/>
+    <w:bookmarkStart w:id="25" w:name="X2364546b4004e5e5e9ec7a0bc689c208b549794"/>
+    <w:p>
+      <w:pPr>
+        <w:pStyle w:val="Heading2"/>
+      </w:pPr>
+      <w:r>
+        <w:t xml:space="preserve">5. Milestone</w:t>
       </w:r>
     </w:p>
     <w:tbl>
@@ -2193,6 +2165,261 @@
               <w:jc w:val="left"/>
             </w:pPr>
             <w:r>
+              <w:t xml:space="preserve">Milestone</w:t>
+            </w:r>
+          </w:p>
+        </w:tc>
+        <w:tc>
+          <w:p>
+            <w:pPr>
+              <w:pStyle w:val="Compact"/>
+              <w:jc w:val="left"/>
+            </w:pPr>
+            <w:r>
+              <w:t xml:space="preserve">Tanggal</w:t>
+            </w:r>
+          </w:p>
+        </w:tc>
+        <w:tc>
+          <w:p>
+            <w:pPr>
+              <w:pStyle w:val="Compact"/>
+              <w:jc w:val="left"/>
+            </w:pPr>
+            <w:r>
+              <w:t xml:space="preserve">Isi</w:t>
+            </w:r>
+          </w:p>
+        </w:tc>
+        <w:tc>
+          <w:p>
+            <w:pPr>
+              <w:pStyle w:val="Compact"/>
+              <w:jc w:val="left"/>
+            </w:pPr>
+            <w:r>
+              <w:t xml:space="preserve">Kondisi</w:t>
+            </w:r>
+          </w:p>
+        </w:tc>
+      </w:tr>
+      <w:tr>
+        <w:tc>
+          <w:p>
+            <w:pPr>
+              <w:pStyle w:val="Compact"/>
+              <w:jc w:val="left"/>
+            </w:pPr>
+            <w:r>
+              <w:t xml:space="preserve">CP-1 Proposal</w:t>
+            </w:r>
+          </w:p>
+        </w:tc>
+        <w:tc>
+          <w:p>
+            <w:pPr>
+              <w:pStyle w:val="Compact"/>
+              <w:jc w:val="left"/>
+            </w:pPr>
+            <w:r>
+              <w:t xml:space="preserve">2 Okt 2026</w:t>
+            </w:r>
+          </w:p>
+        </w:tc>
+        <w:tc>
+          <w:p>
+            <w:pPr>
+              <w:pStyle w:val="Compact"/>
+              <w:jc w:val="left"/>
+            </w:pPr>
+            <w:r>
+              <w:t xml:space="preserve">Proposal proyek</w:t>
+            </w:r>
+          </w:p>
+        </w:tc>
+        <w:tc>
+          <w:p>
+            <w:pPr>
+              <w:pStyle w:val="Compact"/>
+              <w:jc w:val="left"/>
+            </w:pPr>
+            <w:r>
+              <w:t xml:space="preserve">Selesai</w:t>
+            </w:r>
+          </w:p>
+        </w:tc>
+      </w:tr>
+      <w:tr>
+        <w:tc>
+          <w:p>
+            <w:pPr>
+              <w:pStyle w:val="Compact"/>
+              <w:jc w:val="left"/>
+            </w:pPr>
+            <w:r>
+              <w:t xml:space="preserve">CP-2 Milestone 1</w:t>
+            </w:r>
+          </w:p>
+        </w:tc>
+        <w:tc>
+          <w:p>
+            <w:pPr>
+              <w:pStyle w:val="Compact"/>
+              <w:jc w:val="left"/>
+            </w:pPr>
+            <w:r>
+              <w:t xml:space="preserve">24 Okt 2026</w:t>
+            </w:r>
+          </w:p>
+        </w:tc>
+        <w:tc>
+          <w:p>
+            <w:pPr>
+              <w:pStyle w:val="Compact"/>
+              <w:jc w:val="left"/>
+            </w:pPr>
+            <w:r>
+              <w:t xml:space="preserve">Laporan kemajuan, desain, rencana ML</w:t>
+            </w:r>
+          </w:p>
+        </w:tc>
+        <w:tc>
+          <w:p>
+            <w:pPr>
+              <w:pStyle w:val="Compact"/>
+              <w:jc w:val="left"/>
+            </w:pPr>
+            <w:r>
+              <w:t xml:space="preserve">Selesai (laporan); pelatihan model menyusul</w:t>
+            </w:r>
+          </w:p>
+        </w:tc>
+      </w:tr>
+      <w:tr>
+        <w:tc>
+          <w:p>
+            <w:pPr>
+              <w:pStyle w:val="Compact"/>
+              <w:jc w:val="left"/>
+            </w:pPr>
+            <w:r>
+              <w:t xml:space="preserve">CP-3 Milestone 2</w:t>
+            </w:r>
+          </w:p>
+        </w:tc>
+        <w:tc>
+          <w:p>
+            <w:pPr>
+              <w:pStyle w:val="Compact"/>
+              <w:jc w:val="left"/>
+            </w:pPr>
+            <w:r>
+              <w:t xml:space="preserve">27 Nov 2026</w:t>
+            </w:r>
+          </w:p>
+        </w:tc>
+        <w:tc>
+          <w:p>
+            <w:pPr>
+              <w:pStyle w:val="Compact"/>
+              <w:jc w:val="left"/>
+            </w:pPr>
+            <w:r>
+              <w:t xml:space="preserve">Model terintegrasi, fitur inti, uji fungsional</w:t>
+            </w:r>
+          </w:p>
+        </w:tc>
+        <w:tc>
+          <w:p>
+            <w:pPr>
+              <w:pStyle w:val="Compact"/>
+              <w:jc w:val="left"/>
+            </w:pPr>
+            <w:r>
+              <w:t xml:space="preserve">Rencana, berisiko</w:t>
+            </w:r>
+          </w:p>
+        </w:tc>
+      </w:tr>
+      <w:tr>
+        <w:tc>
+          <w:p>
+            <w:pPr>
+              <w:pStyle w:val="Compact"/>
+              <w:jc w:val="left"/>
+            </w:pPr>
+            <w:r>
+              <w:t xml:space="preserve">CP-4 Final</w:t>
+            </w:r>
+          </w:p>
+        </w:tc>
+        <w:tc>
+          <w:p>
+            <w:pPr>
+              <w:pStyle w:val="Compact"/>
+              <w:jc w:val="left"/>
+            </w:pPr>
+            <w:r>
+              <w:t xml:space="preserve">4 Des 2026</w:t>
+            </w:r>
+          </w:p>
+        </w:tc>
+        <w:tc>
+          <w:p>
+            <w:pPr>
+              <w:pStyle w:val="Compact"/>
+              <w:jc w:val="left"/>
+            </w:pPr>
+            <w:r>
+              <w:t xml:space="preserve">Aplikasi rilis, laporan akhir, demo</w:t>
+            </w:r>
+          </w:p>
+        </w:tc>
+        <w:tc>
+          <w:p>
+            <w:pPr>
+              <w:pStyle w:val="Compact"/>
+              <w:jc w:val="left"/>
+            </w:pPr>
+            <w:r>
+              <w:t xml:space="preserve">Rencana</w:t>
+            </w:r>
+          </w:p>
+        </w:tc>
+      </w:tr>
+    </w:tbl>
+    <w:p>
+      <w:r>
+        <w:pict>
+          <v:rect style="width:0;height:1.5pt" o:hralign="center" o:hrstd="t" o:hr="t"/>
+        </w:pict>
+      </w:r>
+    </w:p>
+    <w:bookmarkEnd w:id="25"/>
+    <w:bookmarkStart w:id="26" w:name="X3be60217d0abaad056c40e6e5a460374afda1cc"/>
+    <w:p>
+      <w:pPr>
+        <w:pStyle w:val="Heading2"/>
+      </w:pPr>
+      <w:r>
+        <w:t xml:space="preserve">6. Risiko dan mitigasi</w:t>
+      </w:r>
+    </w:p>
+    <w:tbl>
+      <w:tblPr>
+        <w:tblStyle w:val="Table"/>
+        <w:tblW w:type="pct" w:w="0.0"/>
+        <w:tblLook w:firstRow="1" w:lastRow="0" w:firstColumn="0" w:lastColumn="0" w:noHBand="0" w:noVBand="0" w:val="0020"/>
+      </w:tblPr>
+      <w:tblGrid/>
+      <w:tr>
+        <w:tc>
+          <w:p>
+            <w:pPr>
+              <w:pStyle w:val="Compact"/>
+              <w:jc w:val="left"/>
+            </w:pPr>
+            <w:r>
               <w:t xml:space="preserve">Risiko</w:t>
             </w:r>
           </w:p>
@@ -2250,42 +2477,66 @@
               <w:jc w:val="left"/>
             </w:pPr>
             <w:r>
-              <w:t xml:space="preserve">Mobile diselesaikan 1 Nov, ML mulai 9 Nov; CP-3 digeser ke 27 Nov</w:t>
-            </w:r>
-          </w:p>
-        </w:tc>
-      </w:tr>
-      <w:tr>
-        <w:tc>
-          <w:p>
-            <w:pPr>
-              <w:pStyle w:val="Compact"/>
-              <w:jc w:val="left"/>
-            </w:pPr>
-            <w:r>
-              <w:t xml:space="preserve">PR #3 belum direview</w:t>
-            </w:r>
-          </w:p>
-        </w:tc>
-        <w:tc>
-          <w:p>
-            <w:pPr>
-              <w:pStyle w:val="Compact"/>
-              <w:jc w:val="left"/>
-            </w:pPr>
-            <w:r>
-              <w:t xml:space="preserve">Kode pipeline tidak bisa dipakai saat ML dimulai</w:t>
-            </w:r>
-          </w:p>
-        </w:tc>
-        <w:tc>
-          <w:p>
-            <w:pPr>
-              <w:pStyle w:val="Compact"/>
-              <w:jc w:val="left"/>
-            </w:pPr>
-            <w:r>
-              <w:t xml:space="preserve">Review sebelum 9 Nov, tidak perlu minggu ini</w:t>
+              <w:t xml:space="preserve">Mobile selesai 1 Nov, blok ML 2–4 Nov, integrasi mulai 5 Nov</w:t>
+            </w:r>
+          </w:p>
+        </w:tc>
+      </w:tr>
+      <w:tr>
+        <w:tc>
+          <w:p>
+            <w:pPr>
+              <w:pStyle w:val="Compact"/>
+              <w:jc w:val="left"/>
+            </w:pPr>
+            <w:r>
+              <w:t xml:space="preserve">PR #3 dan PR #5 tidak dipakai</w:t>
+            </w:r>
+          </w:p>
+        </w:tc>
+        <w:tc>
+          <w:p>
+            <w:pPr>
+              <w:pStyle w:val="Compact"/>
+              <w:jc w:val="left"/>
+            </w:pPr>
+            <w:r>
+              <w:t xml:space="preserve">Kode pipeline tetap terpisah dari jalur kerja</w:t>
+            </w:r>
+          </w:p>
+        </w:tc>
+        <w:tc>
+          <w:p>
+            <w:pPr>
+              <w:pStyle w:val="Compact"/>
+              <w:jc w:val="left"/>
+            </w:pPr>
+            <w:r>
+              <w:t xml:space="preserve">Pekerjaan dibuat ulang di branch</w:t>
+            </w:r>
+            <w:r>
+              <w:t xml:space="preserve"> </w:t>
+            </w:r>
+            <w:r>
+              <w:rPr>
+                <w:rStyle w:val="VerbatimChar"/>
+              </w:rPr>
+              <w:t xml:space="preserve">ml/...</w:t>
+            </w:r>
+            <w:r>
+              <w:t xml:space="preserve"> </w:t>
+            </w:r>
+            <w:r>
+              <w:t xml:space="preserve">dari</w:t>
+            </w:r>
+            <w:r>
+              <w:t xml:space="preserve"> </w:t>
+            </w:r>
+            <w:r>
+              <w:rPr>
+                <w:rStyle w:val="VerbatimChar"/>
+              </w:rPr>
+              <w:t xml:space="preserve">dev-ml</w:t>
             </w:r>
           </w:p>
         </w:tc>
@@ -2453,8 +2704,8 @@
         </w:pict>
       </w:r>
     </w:p>
-    <w:bookmarkEnd w:id="25"/>
-    <w:bookmarkStart w:id="26" w:name="X7436ad5bd934ee24b8ad9ad2c77512e60ddfafd"/>
+    <w:bookmarkEnd w:id="26"/>
+    <w:bookmarkStart w:id="27" w:name="X7436ad5bd934ee24b8ad9ad2c77512e60ddfafd"/>
     <w:p>
       <w:pPr>
         <w:pStyle w:val="Heading2"/>
@@ -2472,7 +2723,61 @@
         <w:pStyle w:val="Compact"/>
       </w:pPr>
       <w:r>
-        <w:t xml:space="preserve">Satu tugas = satu branch = satu PR; PR mengarah ke</w:t>
+        <w:t xml:space="preserve">Satu tugas = satu branch = satu PR. Mobile: branch dari</w:t>
+      </w:r>
+      <w:r>
+        <w:t xml:space="preserve"> </w:t>
+      </w:r>
+      <w:r>
+        <w:rPr>
+          <w:rStyle w:val="VerbatimChar"/>
+        </w:rPr>
+        <w:t xml:space="preserve">dev</w:t>
+      </w:r>
+      <w:r>
+        <w:t xml:space="preserve">, PR ke</w:t>
+      </w:r>
+      <w:r>
+        <w:t xml:space="preserve"> </w:t>
+      </w:r>
+      <w:r>
+        <w:rPr>
+          <w:rStyle w:val="VerbatimChar"/>
+        </w:rPr>
+        <w:t xml:space="preserve">dev</w:t>
+      </w:r>
+      <w:r>
+        <w:t xml:space="preserve">.</w:t>
+      </w:r>
+      <w:r>
+        <w:t xml:space="preserve"> </w:t>
+      </w:r>
+      <w:r>
+        <w:t xml:space="preserve">ML: branch dari</w:t>
+      </w:r>
+      <w:r>
+        <w:t xml:space="preserve"> </w:t>
+      </w:r>
+      <w:r>
+        <w:rPr>
+          <w:rStyle w:val="VerbatimChar"/>
+        </w:rPr>
+        <w:t xml:space="preserve">dev-ml</w:t>
+      </w:r>
+      <w:r>
+        <w:t xml:space="preserve">, PR ke</w:t>
+      </w:r>
+      <w:r>
+        <w:t xml:space="preserve"> </w:t>
+      </w:r>
+      <w:r>
+        <w:rPr>
+          <w:rStyle w:val="VerbatimChar"/>
+        </w:rPr>
+        <w:t xml:space="preserve">dev-ml</w:t>
+      </w:r>
+      <w:r>
+        <w:t xml:space="preserve">.</w:t>
       </w:r>
       <w:r>
         <w:t xml:space="preserve"> </w:t>
@@ -2484,7 +2789,10 @@
         <w:t xml:space="preserve">main</w:t>
       </w:r>
       <w:r>
-        <w:t xml:space="preserve">,</w:t>
+        <w:t xml:space="preserve"> </w:t>
+      </w:r>
+      <w:r>
+        <w:t xml:space="preserve">hanya menerima penggabungan</w:t>
       </w:r>
       <w:r>
         <w:t xml:space="preserve"> </w:t>
@@ -2499,13 +2807,7 @@
         <w:t xml:space="preserve"> </w:t>
       </w:r>
       <w:r>
-        <w:t xml:space="preserve">dipakai untuk</w:t>
-      </w:r>
-      <w:r>
-        <w:t xml:space="preserve"> </w:t>
-      </w:r>
-      <w:r>
-        <w:t xml:space="preserve">uji integrasi.</w:t>
+        <w:t xml:space="preserve">pada akhir milestone.</w:t>
       </w:r>
     </w:p>
     <w:p>
@@ -2581,8 +2883,8 @@
         </w:pict>
       </w:r>
     </w:p>
-    <w:bookmarkEnd w:id="26"/>
-    <w:bookmarkStart w:id="27" w:name="X87e37b8e062a38ec0e2c792950227b8707f5993"/>
+    <w:bookmarkEnd w:id="27"/>
+    <w:bookmarkStart w:id="28" w:name="X87e37b8e062a38ec0e2c792950227b8707f5993"/>
     <w:p>
       <w:pPr>
         <w:pStyle w:val="Heading2"/>
@@ -3091,29 +3393,38 @@
               <w:jc w:val="left"/>
             </w:pPr>
             <w:r>
-              <w:t xml:space="preserve">E4 Model 1</w:t>
-            </w:r>
-          </w:p>
-        </w:tc>
-        <w:tc>
-          <w:p>
-            <w:pPr>
-              <w:pStyle w:val="Compact"/>
-              <w:jc w:val="left"/>
-            </w:pPr>
-            <w:r>
-              <w:t xml:space="preserve">ML, menyusul</w:t>
-            </w:r>
-          </w:p>
-        </w:tc>
-        <w:tc>
-          <w:p>
-            <w:pPr>
-              <w:pStyle w:val="Compact"/>
-              <w:jc w:val="left"/>
-            </w:pPr>
-            <w:r>
-              <w:t xml:space="preserve">Minggu 7</w:t>
+              <w:t xml:space="preserve">Blok ML: E4.1, E4.2, latih ulang, E4.5, E4.6, E6.5, label dan aset</w:t>
+            </w:r>
+          </w:p>
+        </w:tc>
+        <w:tc>
+          <w:p>
+            <w:pPr>
+              <w:pStyle w:val="Compact"/>
+              <w:jc w:val="left"/>
+            </w:pPr>
+            <w:r>
+              <w:t xml:space="preserve">Dijalankan terpisah di</w:t>
+            </w:r>
+            <w:r>
+              <w:t xml:space="preserve"> </w:t>
+            </w:r>
+            <w:r>
+              <w:rPr>
+                <w:rStyle w:val="VerbatimChar"/>
+              </w:rPr>
+              <w:t xml:space="preserve">dev-ml</w:t>
+            </w:r>
+          </w:p>
+        </w:tc>
+        <w:tc>
+          <w:p>
+            <w:pPr>
+              <w:pStyle w:val="Compact"/>
+              <w:jc w:val="left"/>
+            </w:pPr>
+            <w:r>
+              <w:t xml:space="preserve">2–4 Nov</w:t>
             </w:r>
           </w:p>
         </w:tc>
@@ -3137,29 +3448,29 @@
               <w:jc w:val="left"/>
             </w:pPr>
             <w:r>
-              <w:t xml:space="preserve">E6 Model 3</w:t>
-            </w:r>
-          </w:p>
-        </w:tc>
-        <w:tc>
-          <w:p>
-            <w:pPr>
-              <w:pStyle w:val="Compact"/>
-              <w:jc w:val="left"/>
-            </w:pPr>
-            <w:r>
-              <w:t xml:space="preserve">ML, menyusul</w:t>
-            </w:r>
-          </w:p>
-        </w:tc>
-        <w:tc>
-          <w:p>
-            <w:pPr>
-              <w:pStyle w:val="Compact"/>
-              <w:jc w:val="left"/>
-            </w:pPr>
-            <w:r>
-              <w:t xml:space="preserve">Minggu 8</w:t>
+              <w:t xml:space="preserve">E7 integrasi TFLite</w:t>
+            </w:r>
+          </w:p>
+        </w:tc>
+        <w:tc>
+          <w:p>
+            <w:pPr>
+              <w:pStyle w:val="Compact"/>
+              <w:jc w:val="left"/>
+            </w:pPr>
+            <w:r>
+              <w:t xml:space="preserve">Menunggu artefak model</w:t>
+            </w:r>
+          </w:p>
+        </w:tc>
+        <w:tc>
+          <w:p>
+            <w:pPr>
+              <w:pStyle w:val="Compact"/>
+              <w:jc w:val="left"/>
+            </w:pPr>
+            <w:r>
+              <w:t xml:space="preserve">5 Nov</w:t>
             </w:r>
           </w:p>
         </w:tc>
@@ -3183,52 +3494,6 @@
               <w:jc w:val="left"/>
             </w:pPr>
             <w:r>
-              <w:t xml:space="preserve">E7 integrasi TFLite</w:t>
-            </w:r>
-          </w:p>
-        </w:tc>
-        <w:tc>
-          <w:p>
-            <w:pPr>
-              <w:pStyle w:val="Compact"/>
-              <w:jc w:val="left"/>
-            </w:pPr>
-            <w:r>
-              <w:t xml:space="preserve">Menunggu artefak model</w:t>
-            </w:r>
-          </w:p>
-        </w:tc>
-        <w:tc>
-          <w:p>
-            <w:pPr>
-              <w:pStyle w:val="Compact"/>
-              <w:jc w:val="left"/>
-            </w:pPr>
-            <w:r>
-              <w:t xml:space="preserve">Minggu 9</w:t>
-            </w:r>
-          </w:p>
-        </w:tc>
-      </w:tr>
-      <w:tr>
-        <w:tc>
-          <w:p>
-            <w:pPr>
-              <w:pStyle w:val="Compact"/>
-              <w:jc w:val="left"/>
-            </w:pPr>
-            <w:r>
-              <w:t xml:space="preserve">P3</w:t>
-            </w:r>
-          </w:p>
-        </w:tc>
-        <w:tc>
-          <w:p>
-            <w:pPr>
-              <w:pStyle w:val="Compact"/>
-              <w:jc w:val="left"/>
-            </w:pPr>
-            <w:r>
               <w:t xml:space="preserve">E8.3, E8.5</w:t>
             </w:r>
           </w:p>
@@ -3251,7 +3516,7 @@
               <w:jc w:val="left"/>
             </w:pPr>
             <w:r>
-              <w:t xml:space="preserve">Minggu 9</w:t>
+              <w:t xml:space="preserve">Minggu 7–8</w:t>
             </w:r>
           </w:p>
         </w:tc>
@@ -3308,13 +3573,13 @@
         <w:pStyle w:val="BodyText"/>
       </w:pPr>
       <w:r>
-        <w:t xml:space="preserve">Konsekuensi: menghentikan ML sampai mobile selesai menggeser seluruh jalur</w:t>
+        <w:t xml:space="preserve">Konsekuensi: memisahkan ML ke blok 2–4 November membuat integrasi bisa mulai</w:t>
       </w:r>
       <w:r>
         <w:t xml:space="preserve"> </w:t>
       </w:r>
       <w:r>
-        <w:t xml:space="preserve">integrasi. CP-3 Milestone 2 dijadwalkan ulang ke</w:t>
+        <w:t xml:space="preserve">5 November. CP-3 Milestone 2 tetap</w:t>
       </w:r>
       <w:r>
         <w:t xml:space="preserve"> </w:t>
@@ -3330,17 +3595,11 @@
         <w:t xml:space="preserve"> </w:t>
       </w:r>
       <w:r>
-        <w:t xml:space="preserve">dan scope freeze</w:t>
-      </w:r>
-      <w:r>
-        <w:t xml:space="preserve"> </w:t>
-      </w:r>
-      <w:r>
-        <w:t xml:space="preserve">tetap 30 November.</w:t>
+        <w:t xml:space="preserve">dan scope freeze 30 November.</w:t>
       </w:r>
     </w:p>
-    <w:bookmarkEnd w:id="27"/>
     <w:bookmarkEnd w:id="28"/>
+    <w:bookmarkEnd w:id="29"/>
     <w:sectPr/>
   </w:body>
 </w:document>
